--- a/docs/_tools/generated/specs/neutron-os-master-tech-spec.docx
+++ b/docs/_tools/generated/specs/neutron-os-master-tech-spec.docx
@@ -13,933 +13,20 @@
     </w:p>
     <w:p>
       <w:pPr>
-        <w:spacing w:after="40" w:before="40"/>
-        <w:ind w:left="0"/>
+        <w:spacing w:after="240" w:before="0"/>
       </w:pPr>
-      <w:hyperlink w:anchor="Neutron_OS_Master_Technical_Specificatio">
-        <w:r>
-          <w:rPr>
-            <w:color w:val="0000FF"/>
-            <w:u w:val="single"/>
-          </w:rPr>
-          <w:t>Neutron OS Master Technical Specification</w:t>
-        </w:r>
-      </w:hyperlink>
-    </w:p>
-    <w:p>
-      <w:pPr>
-        <w:spacing w:after="40" w:before="40"/>
-        <w:ind w:left="360"/>
-      </w:pPr>
-      <w:hyperlink w:anchor="Related_Documents">
-        <w:r>
-          <w:rPr>
-            <w:color w:val="0000FF"/>
-            <w:u w:val="single"/>
-          </w:rPr>
-          <w:t>Related Documents</w:t>
-        </w:r>
-      </w:hyperlink>
-    </w:p>
-    <w:p>
-      <w:pPr>
-        <w:spacing w:after="40" w:before="40"/>
-        <w:ind w:left="720"/>
-      </w:pPr>
-      <w:hyperlink w:anchor="Architecture_Decision_Records">
-        <w:r>
-          <w:rPr>
-            <w:color w:val="0000FF"/>
-            <w:u w:val="single"/>
-          </w:rPr>
-          <w:t>Architecture Decision Records</w:t>
-        </w:r>
-      </w:hyperlink>
-    </w:p>
-    <w:p>
-      <w:pPr>
-        <w:spacing w:after="40" w:before="40"/>
-        <w:ind w:left="720"/>
-      </w:pPr>
-      <w:hyperlink w:anchor="Design_Prompts__Implementation_Specs_">
-        <w:r>
-          <w:rPr>
-            <w:color w:val="0000FF"/>
-            <w:u w:val="single"/>
-          </w:rPr>
-          <w:t>Design Prompts (Implementation Specs)</w:t>
-        </w:r>
-      </w:hyperlink>
-    </w:p>
-    <w:p>
-      <w:pPr>
-        <w:spacing w:after="40" w:before="40"/>
-        <w:ind w:left="360"/>
-      </w:pPr>
-      <w:hyperlink w:anchor="bm_1__Executive_Summary">
-        <w:r>
-          <w:rPr>
-            <w:color w:val="0000FF"/>
-            <w:u w:val="single"/>
-          </w:rPr>
-          <w:t>1. Executive Summary</w:t>
-        </w:r>
-      </w:hyperlink>
-    </w:p>
-    <w:p>
-      <w:pPr>
-        <w:spacing w:after="40" w:before="40"/>
-        <w:ind w:left="720"/>
-      </w:pPr>
-      <w:hyperlink w:anchor="bm_1_1_Vision">
-        <w:r>
-          <w:rPr>
-            <w:color w:val="0000FF"/>
-            <w:u w:val="single"/>
-          </w:rPr>
-          <w:t>1.1 Vision</w:t>
-        </w:r>
-      </w:hyperlink>
-    </w:p>
-    <w:p>
-      <w:pPr>
-        <w:spacing w:after="40" w:before="40"/>
-        <w:ind w:left="720"/>
-      </w:pPr>
-      <w:hyperlink w:anchor="bm_1_2_Problem_Statement">
-        <w:r>
-          <w:rPr>
-            <w:color w:val="0000FF"/>
-            <w:u w:val="single"/>
-          </w:rPr>
-          <w:t>1.2 Problem Statement</w:t>
-        </w:r>
-      </w:hyperlink>
-    </w:p>
-    <w:p>
-      <w:pPr>
-        <w:spacing w:after="40" w:before="40"/>
-        <w:ind w:left="720"/>
-      </w:pPr>
-      <w:hyperlink w:anchor="bm_1_3_Solution_Overview">
-        <w:r>
-          <w:rPr>
-            <w:color w:val="0000FF"/>
-            <w:u w:val="single"/>
-          </w:rPr>
-          <w:t>1.3 Solution Overview</w:t>
-        </w:r>
-      </w:hyperlink>
-    </w:p>
-    <w:p>
-      <w:pPr>
-        <w:spacing w:after="40" w:before="40"/>
-        <w:ind w:left="720"/>
-      </w:pPr>
-      <w:hyperlink w:anchor="bm_1_4_Target_Users">
-        <w:r>
-          <w:rPr>
-            <w:color w:val="0000FF"/>
-            <w:u w:val="single"/>
-          </w:rPr>
-          <w:t>1.4 Target Users</w:t>
-        </w:r>
-      </w:hyperlink>
-    </w:p>
-    <w:p>
-      <w:pPr>
-        <w:spacing w:after="40" w:before="40"/>
-        <w:ind w:left="720"/>
-      </w:pPr>
-      <w:hyperlink w:anchor="bm_1_5_Scope">
-        <w:r>
-          <w:rPr>
-            <w:color w:val="0000FF"/>
-            <w:u w:val="single"/>
-          </w:rPr>
-          <w:t>1.5 Scope</w:t>
-        </w:r>
-      </w:hyperlink>
-    </w:p>
-    <w:p>
-      <w:pPr>
-        <w:spacing w:after="40" w:before="40"/>
-        <w:ind w:left="720"/>
-      </w:pPr>
-      <w:hyperlink w:anchor="bm_1_6_Application_Modules">
-        <w:r>
-          <w:rPr>
-            <w:color w:val="0000FF"/>
-            <w:u w:val="single"/>
-          </w:rPr>
-          <w:t>1.6 Application Modules</w:t>
-        </w:r>
-      </w:hyperlink>
-    </w:p>
-    <w:p>
-      <w:pPr>
-        <w:spacing w:after="40" w:before="40"/>
-        <w:ind w:left="720"/>
-      </w:pPr>
-      <w:hyperlink w:anchor="bm_1_6_Development_Roadmap">
-        <w:r>
-          <w:rPr>
-            <w:color w:val="0000FF"/>
-            <w:u w:val="single"/>
-          </w:rPr>
-          <w:t>1.6 Development Roadmap</w:t>
-        </w:r>
-      </w:hyperlink>
-    </w:p>
-    <w:p>
-      <w:pPr>
-        <w:spacing w:after="40" w:before="40"/>
-        <w:ind w:left="360"/>
-      </w:pPr>
-      <w:hyperlink w:anchor="bm_2__Technical_Summary">
-        <w:r>
-          <w:rPr>
-            <w:color w:val="0000FF"/>
-            <w:u w:val="single"/>
-          </w:rPr>
-          <w:t>2. Technical Summary</w:t>
-        </w:r>
-      </w:hyperlink>
-    </w:p>
-    <w:p>
-      <w:pPr>
-        <w:spacing w:after="40" w:before="40"/>
-        <w:ind w:left="720"/>
-      </w:pPr>
-      <w:hyperlink w:anchor="bm_2_1_Core_Architecture_Concept">
-        <w:r>
-          <w:rPr>
-            <w:color w:val="0000FF"/>
-            <w:u w:val="single"/>
-          </w:rPr>
-          <w:t>2.1 Core Architecture Concept</w:t>
-        </w:r>
-      </w:hyperlink>
-    </w:p>
-    <w:p>
-      <w:pPr>
-        <w:spacing w:after="40" w:before="40"/>
-        <w:ind w:left="720"/>
-      </w:pPr>
-      <w:hyperlink w:anchor="bm_2_2_Digital_Twin_Use_Cases">
-        <w:r>
-          <w:rPr>
-            <w:color w:val="0000FF"/>
-            <w:u w:val="single"/>
-          </w:rPr>
-          <w:t>2.2 Digital Twin Use Cases</w:t>
-        </w:r>
-      </w:hyperlink>
-    </w:p>
-    <w:p>
-      <w:pPr>
-        <w:spacing w:after="40" w:before="40"/>
-        <w:ind w:left="720"/>
-      </w:pPr>
-      <w:hyperlink w:anchor="bm_2_3_Key_Technical_Decisions">
-        <w:r>
-          <w:rPr>
-            <w:color w:val="0000FF"/>
-            <w:u w:val="single"/>
-          </w:rPr>
-          <w:t>2.3 Key Technical Decisions</w:t>
-        </w:r>
-      </w:hyperlink>
-    </w:p>
-    <w:p>
-      <w:pPr>
-        <w:spacing w:after="40" w:before="40"/>
-        <w:ind w:left="720"/>
-      </w:pPr>
-      <w:hyperlink w:anchor="bm_2_4_Multi-Tenancy_Architecture">
-        <w:r>
-          <w:rPr>
-            <w:color w:val="0000FF"/>
-            <w:u w:val="single"/>
-          </w:rPr>
-          <w:t>2.4 Multi-Tenancy Architecture</w:t>
-        </w:r>
-      </w:hyperlink>
-    </w:p>
-    <w:p>
-      <w:pPr>
-        <w:spacing w:after="40" w:before="40"/>
-        <w:ind w:left="360"/>
-      </w:pPr>
-      <w:hyperlink w:anchor="bm_3__System_Architecture_Overview">
-        <w:r>
-          <w:rPr>
-            <w:color w:val="0000FF"/>
-            <w:u w:val="single"/>
-          </w:rPr>
-          <w:t>3. System Architecture Overview</w:t>
-        </w:r>
-      </w:hyperlink>
-    </w:p>
-    <w:p>
-      <w:pPr>
-        <w:spacing w:after="40" w:before="40"/>
-        <w:ind w:left="720"/>
-      </w:pPr>
-      <w:hyperlink w:anchor="bm_2_1_Architecture_Layers">
-        <w:r>
-          <w:rPr>
-            <w:color w:val="0000FF"/>
-            <w:u w:val="single"/>
-          </w:rPr>
-          <w:t>2.1 Architecture Layers</w:t>
-        </w:r>
-      </w:hyperlink>
-    </w:p>
-    <w:p>
-      <w:pPr>
-        <w:spacing w:after="40" w:before="40"/>
-        <w:ind w:left="720"/>
-      </w:pPr>
-      <w:hyperlink w:anchor="bm_2_2_Data_Flow_Summary">
-        <w:r>
-          <w:rPr>
-            <w:color w:val="0000FF"/>
-            <w:u w:val="single"/>
-          </w:rPr>
-          <w:t>2.2 Data Flow Summary</w:t>
-        </w:r>
-      </w:hyperlink>
-    </w:p>
-    <w:p>
-      <w:pPr>
-        <w:spacing w:after="40" w:before="40"/>
-        <w:ind w:left="720"/>
-      </w:pPr>
-      <w:hyperlink w:anchor="bm_2_3_External_Integrations">
-        <w:r>
-          <w:rPr>
-            <w:color w:val="0000FF"/>
-            <w:u w:val="single"/>
-          </w:rPr>
-          <w:t>2.3 External Integrations</w:t>
-        </w:r>
-      </w:hyperlink>
-    </w:p>
-    <w:p>
-      <w:pPr>
-        <w:spacing w:after="40" w:before="40"/>
-        <w:ind w:left="360"/>
-      </w:pPr>
-      <w:hyperlink w:anchor="bm_4__Digital_Twin_Architecture">
-        <w:r>
-          <w:rPr>
-            <w:color w:val="0000FF"/>
-            <w:u w:val="single"/>
-          </w:rPr>
-          <w:t>4. Digital Twin Architecture</w:t>
-        </w:r>
-      </w:hyperlink>
-    </w:p>
-    <w:p>
-      <w:pPr>
-        <w:spacing w:after="40" w:before="40"/>
-        <w:ind w:left="720"/>
-      </w:pPr>
-      <w:hyperlink w:anchor="bm_4_1_Key_Concepts">
-        <w:r>
-          <w:rPr>
-            <w:color w:val="0000FF"/>
-            <w:u w:val="single"/>
-          </w:rPr>
-          <w:t>4.1 Key Concepts</w:t>
-        </w:r>
-      </w:hyperlink>
-    </w:p>
-    <w:p>
-      <w:pPr>
-        <w:spacing w:after="40" w:before="40"/>
-        <w:ind w:left="720"/>
-      </w:pPr>
-      <w:hyperlink w:anchor="bm_4_2_Architecture_Highlights">
-        <w:r>
-          <w:rPr>
-            <w:color w:val="0000FF"/>
-            <w:u w:val="single"/>
-          </w:rPr>
-          <w:t>4.2 Architecture Highlights</w:t>
-        </w:r>
-      </w:hyperlink>
-    </w:p>
-    <w:p>
-      <w:pPr>
-        <w:spacing w:after="40" w:before="40"/>
-        <w:ind w:left="720"/>
-      </w:pPr>
-      <w:hyperlink w:anchor="bm_4_3_Component_Interfaces">
-        <w:r>
-          <w:rPr>
-            <w:color w:val="0000FF"/>
-            <w:u w:val="single"/>
-          </w:rPr>
-          <w:t>4.3 Component Interfaces</w:t>
-        </w:r>
-      </w:hyperlink>
-    </w:p>
-    <w:p>
-      <w:pPr>
-        <w:spacing w:after="40" w:before="40"/>
-        <w:ind w:left="360"/>
-      </w:pPr>
-      <w:hyperlink w:anchor="bm_5__Data_Architecture">
-        <w:r>
-          <w:rPr>
-            <w:color w:val="0000FF"/>
-            <w:u w:val="single"/>
-          </w:rPr>
-          <w:t>5. Data Architecture</w:t>
-        </w:r>
-      </w:hyperlink>
-    </w:p>
-    <w:p>
-      <w:pPr>
-        <w:spacing w:after="40" w:before="40"/>
-        <w:ind w:left="720"/>
-      </w:pPr>
-      <w:hyperlink w:anchor="bm_5_1_Key_Concepts">
-        <w:r>
-          <w:rPr>
-            <w:color w:val="0000FF"/>
-            <w:u w:val="single"/>
-          </w:rPr>
-          <w:t>5.1 Key Concepts</w:t>
-        </w:r>
-      </w:hyperlink>
-    </w:p>
-    <w:p>
-      <w:pPr>
-        <w:spacing w:after="40" w:before="40"/>
-        <w:ind w:left="720"/>
-      </w:pPr>
-      <w:hyperlink w:anchor="bm_5_2_Technology_Stack">
-        <w:r>
-          <w:rPr>
-            <w:color w:val="0000FF"/>
-            <w:u w:val="single"/>
-          </w:rPr>
-          <w:t>5.2 Technology Stack</w:t>
-        </w:r>
-      </w:hyperlink>
-    </w:p>
-    <w:p>
-      <w:pPr>
-        <w:spacing w:after="40" w:before="40"/>
-        <w:ind w:left="720"/>
-      </w:pPr>
-      <w:hyperlink w:anchor="bm_5_3_Data_Quality_Framework">
-        <w:r>
-          <w:rPr>
-            <w:color w:val="0000FF"/>
-            <w:u w:val="single"/>
-          </w:rPr>
-          <w:t>5.3 Data Quality Framework</w:t>
-        </w:r>
-      </w:hyperlink>
-    </w:p>
-    <w:p>
-      <w:pPr>
-        <w:spacing w:after="40" w:before="40"/>
-        <w:ind w:left="360"/>
-      </w:pPr>
-      <w:hyperlink w:anchor="bm_6__Component_Specifications">
-        <w:r>
-          <w:rPr>
-            <w:color w:val="0000FF"/>
-            <w:u w:val="single"/>
-          </w:rPr>
-          <w:t>6. Component Specifications</w:t>
-        </w:r>
-      </w:hyperlink>
-    </w:p>
-    <w:p>
-      <w:pPr>
-        <w:spacing w:after="40" w:before="40"/>
-        <w:ind w:left="720"/>
-      </w:pPr>
-      <w:hyperlink w:anchor="bm_6_1_Component_Overview">
-        <w:r>
-          <w:rPr>
-            <w:color w:val="0000FF"/>
-            <w:u w:val="single"/>
-          </w:rPr>
-          <w:t>6.1 Component Overview</w:t>
-        </w:r>
-      </w:hyperlink>
-    </w:p>
-    <w:p>
-      <w:pPr>
-        <w:spacing w:after="40" w:before="40"/>
-        <w:ind w:left="720"/>
-      </w:pPr>
-      <w:hyperlink w:anchor="bm_6_2_Package_Specifications">
-        <w:r>
-          <w:rPr>
-            <w:color w:val="0000FF"/>
-            <w:u w:val="single"/>
-          </w:rPr>
-          <w:t>6.2 Package Specifications</w:t>
-        </w:r>
-      </w:hyperlink>
-    </w:p>
-    <w:p>
-      <w:pPr>
-        <w:spacing w:after="40" w:before="40"/>
-        <w:ind w:left="720"/>
-      </w:pPr>
-      <w:hyperlink w:anchor="bm_6_3_Service_Specifications">
-        <w:r>
-          <w:rPr>
-            <w:color w:val="0000FF"/>
-            <w:u w:val="single"/>
-          </w:rPr>
-          <w:t>6.3 Service Specifications</w:t>
-        </w:r>
-      </w:hyperlink>
-    </w:p>
-    <w:p>
-      <w:pPr>
-        <w:spacing w:after="40" w:before="40"/>
-        <w:ind w:left="720"/>
-      </w:pPr>
-      <w:hyperlink w:anchor="bm_6_4_Tools">
-        <w:r>
-          <w:rPr>
-            <w:color w:val="0000FF"/>
-            <w:u w:val="single"/>
-          </w:rPr>
-          <w:t>6.4 Tools</w:t>
-        </w:r>
-      </w:hyperlink>
-    </w:p>
-    <w:p>
-      <w:pPr>
-        <w:spacing w:after="40" w:before="40"/>
-        <w:ind w:left="360"/>
-      </w:pPr>
-      <w:hyperlink w:anchor="bm_7__API_Specifications">
-        <w:r>
-          <w:rPr>
-            <w:color w:val="0000FF"/>
-            <w:u w:val="single"/>
-          </w:rPr>
-          <w:t>7. API Specifications</w:t>
-        </w:r>
-      </w:hyperlink>
-    </w:p>
-    <w:p>
-      <w:pPr>
-        <w:spacing w:after="40" w:before="40"/>
-        <w:ind w:left="720"/>
-      </w:pPr>
-      <w:hyperlink w:anchor="bm_7_1_Unified_Query_Architecture">
-        <w:r>
-          <w:rPr>
-            <w:color w:val="0000FF"/>
-            <w:u w:val="single"/>
-          </w:rPr>
-          <w:t>7.1 Unified Query Architecture</w:t>
-        </w:r>
-      </w:hyperlink>
-    </w:p>
-    <w:p>
-      <w:pPr>
-        <w:spacing w:after="40" w:before="40"/>
-        <w:ind w:left="720"/>
-      </w:pPr>
-      <w:hyperlink w:anchor="bm_7_2_REST_API_Endpoints">
-        <w:r>
-          <w:rPr>
-            <w:color w:val="0000FF"/>
-            <w:u w:val="single"/>
-          </w:rPr>
-          <w:t>7.2 REST API Endpoints</w:t>
-        </w:r>
-      </w:hyperlink>
-    </w:p>
-    <w:p>
-      <w:pPr>
-        <w:spacing w:after="40" w:before="40"/>
-        <w:ind w:left="720"/>
-      </w:pPr>
-      <w:hyperlink w:anchor="bm_7_3_GraphQL_Endpoint">
-        <w:r>
-          <w:rPr>
-            <w:color w:val="0000FF"/>
-            <w:u w:val="single"/>
-          </w:rPr>
-          <w:t>7.3 GraphQL Endpoint</w:t>
-        </w:r>
-      </w:hyperlink>
-    </w:p>
-    <w:p>
-      <w:pPr>
-        <w:spacing w:after="40" w:before="40"/>
-        <w:ind w:left="720"/>
-      </w:pPr>
-      <w:hyperlink w:anchor="bm_7_4_SQL_Endpoint">
-        <w:r>
-          <w:rPr>
-            <w:color w:val="0000FF"/>
-            <w:u w:val="single"/>
-          </w:rPr>
-          <w:t>7.4 SQL Endpoint</w:t>
-        </w:r>
-      </w:hyperlink>
-    </w:p>
-    <w:p>
-      <w:pPr>
-        <w:spacing w:after="40" w:before="40"/>
-        <w:ind w:left="360"/>
-      </w:pPr>
-      <w:hyperlink w:anchor="bm_8__Security_Architecture">
-        <w:r>
-          <w:rPr>
-            <w:color w:val="0000FF"/>
-            <w:u w:val="single"/>
-          </w:rPr>
-          <w:t>8. Security Architecture</w:t>
-        </w:r>
-      </w:hyperlink>
-    </w:p>
-    <w:p>
-      <w:pPr>
-        <w:spacing w:after="40" w:before="40"/>
-        <w:ind w:left="360"/>
-      </w:pPr>
-      <w:hyperlink w:anchor="bm_9__Operational_Requirements___Continu">
-        <w:r>
-          <w:rPr>
-            <w:color w:val="0000FF"/>
-            <w:u w:val="single"/>
-          </w:rPr>
-          <w:t>9. Operational Requirements &amp; Continuity</w:t>
-        </w:r>
-      </w:hyperlink>
-    </w:p>
-    <w:p>
-      <w:pPr>
-        <w:spacing w:after="40" w:before="40"/>
-        <w:ind w:left="720"/>
-      </w:pPr>
-      <w:hyperlink w:anchor="bm_9_1_Day-End_Close-Out">
-        <w:r>
-          <w:rPr>
-            <w:color w:val="0000FF"/>
-            <w:u w:val="single"/>
-          </w:rPr>
-          <w:t>9.1 Day-End Close-Out</w:t>
-        </w:r>
-      </w:hyperlink>
-    </w:p>
-    <w:p>
-      <w:pPr>
-        <w:spacing w:after="40" w:before="40"/>
-        <w:ind w:left="720"/>
-      </w:pPr>
-      <w:hyperlink w:anchor="bm_9_2_Backup___Archive_Strategy">
-        <w:r>
-          <w:rPr>
-            <w:color w:val="0000FF"/>
-            <w:u w:val="single"/>
-          </w:rPr>
-          <w:t>9.2 Backup &amp; Archive Strategy</w:t>
-        </w:r>
-      </w:hyperlink>
-    </w:p>
-    <w:p>
-      <w:pPr>
-        <w:spacing w:after="40" w:before="40"/>
-        <w:ind w:left="720"/>
-      </w:pPr>
-      <w:hyperlink w:anchor="bm_9_3_Multi-Facility_Configuration">
-        <w:r>
-          <w:rPr>
-            <w:color w:val="0000FF"/>
-            <w:u w:val="single"/>
-          </w:rPr>
-          <w:t>9.3 Multi-Facility Configuration</w:t>
-        </w:r>
-      </w:hyperlink>
-    </w:p>
-    <w:p>
-      <w:pPr>
-        <w:spacing w:after="40" w:before="40"/>
-        <w:ind w:left="720"/>
-      </w:pPr>
-      <w:hyperlink w:anchor="bm_9_4_Deployment_Topology">
-        <w:r>
-          <w:rPr>
-            <w:color w:val="0000FF"/>
-            <w:u w:val="single"/>
-          </w:rPr>
-          <w:t>9.4 Deployment Topology</w:t>
-        </w:r>
-      </w:hyperlink>
-    </w:p>
-    <w:p>
-      <w:pPr>
-        <w:spacing w:after="40" w:before="40"/>
-        <w:ind w:left="720"/>
-      </w:pPr>
-      <w:hyperlink w:anchor="bm_9_5_Testing_Phase___Operator_Confiden">
-        <w:r>
-          <w:rPr>
-            <w:color w:val="0000FF"/>
-            <w:u w:val="single"/>
-          </w:rPr>
-          <w:t>9.5 Testing Phase &amp; Operator Confidence</w:t>
-        </w:r>
-      </w:hyperlink>
-    </w:p>
-    <w:p>
-      <w:pPr>
-        <w:spacing w:after="40" w:before="40"/>
-        <w:ind w:left="720"/>
-      </w:pPr>
-      <w:hyperlink w:anchor="bm_9_6_System_Resilience___Downtime_Proc">
-        <w:r>
-          <w:rPr>
-            <w:color w:val="0000FF"/>
-            <w:u w:val="single"/>
-          </w:rPr>
-          <w:t>9.6 System Resilience &amp; Downtime Procedures</w:t>
-        </w:r>
-      </w:hyperlink>
-    </w:p>
-    <w:p>
-      <w:pPr>
-        <w:spacing w:after="40" w:before="40"/>
-        <w:ind w:left="360"/>
-      </w:pPr>
-      <w:hyperlink w:anchor="bm_10__Infrastructure___Deployment">
-        <w:r>
-          <w:rPr>
-            <w:color w:val="0000FF"/>
-            <w:u w:val="single"/>
-          </w:rPr>
-          <w:t>10. Infrastructure &amp; Deployment</w:t>
-        </w:r>
-      </w:hyperlink>
-    </w:p>
-    <w:p>
-      <w:pPr>
-        <w:spacing w:after="40" w:before="40"/>
-        <w:ind w:left="720"/>
-      </w:pPr>
-      <w:hyperlink w:anchor="bm_10_1_Environment_Overview">
-        <w:r>
-          <w:rPr>
-            <w:color w:val="0000FF"/>
-            <w:u w:val="single"/>
-          </w:rPr>
-          <w:t>10.1 Environment Overview</w:t>
-        </w:r>
-      </w:hyperlink>
-    </w:p>
-    <w:p>
-      <w:pPr>
-        <w:spacing w:after="40" w:before="40"/>
-        <w:ind w:left="720"/>
-      </w:pPr>
-      <w:hyperlink w:anchor="bm_10_2_Resource_Requirements">
-        <w:r>
-          <w:rPr>
-            <w:color w:val="0000FF"/>
-            <w:u w:val="single"/>
-          </w:rPr>
-          <w:t>10.2 Resource Requirements</w:t>
-        </w:r>
-      </w:hyperlink>
-    </w:p>
-    <w:p>
-      <w:pPr>
-        <w:spacing w:after="40" w:before="40"/>
-        <w:ind w:left="360"/>
-      </w:pPr>
-      <w:hyperlink w:anchor="bm_11__Integration_Points">
-        <w:r>
-          <w:rPr>
-            <w:color w:val="0000FF"/>
-            <w:u w:val="single"/>
-          </w:rPr>
-          <w:t>11. Integration Points</w:t>
-        </w:r>
-      </w:hyperlink>
-    </w:p>
-    <w:p>
-      <w:pPr>
-        <w:spacing w:after="40" w:before="40"/>
-        <w:ind w:left="720"/>
-      </w:pPr>
-      <w:hyperlink w:anchor="bm_11_0_Proposed_INL_Partnership__Comple">
-        <w:r>
-          <w:rPr>
-            <w:color w:val="0000FF"/>
-            <w:u w:val="single"/>
-          </w:rPr>
-          <w:t>11.0 Proposed INL Partnership: Complementary Platform Model</w:t>
-        </w:r>
-      </w:hyperlink>
-    </w:p>
-    <w:p>
-      <w:pPr>
-        <w:spacing w:after="40" w:before="40"/>
-        <w:ind w:left="720"/>
-      </w:pPr>
-      <w:hyperlink w:anchor="bm_10_1_Internal_Integration_Architectur">
-        <w:r>
-          <w:rPr>
-            <w:color w:val="0000FF"/>
-            <w:u w:val="single"/>
-          </w:rPr>
-          <w:t>10.1 Internal Integration Architecture</w:t>
-        </w:r>
-      </w:hyperlink>
-    </w:p>
-    <w:p>
-      <w:pPr>
-        <w:spacing w:after="40" w:before="40"/>
-        <w:ind w:left="360"/>
-      </w:pPr>
-      <w:hyperlink w:anchor="bm_12__Performance_Requirements">
-        <w:r>
-          <w:rPr>
-            <w:color w:val="0000FF"/>
-            <w:u w:val="single"/>
-          </w:rPr>
-          <w:t>12. Performance Requirements</w:t>
-        </w:r>
-      </w:hyperlink>
-    </w:p>
-    <w:p>
-      <w:pPr>
-        <w:spacing w:after="40" w:before="40"/>
-        <w:ind w:left="720"/>
-      </w:pPr>
-      <w:hyperlink w:anchor="bm_11_1_Latency_Requirements">
-        <w:r>
-          <w:rPr>
-            <w:color w:val="0000FF"/>
-            <w:u w:val="single"/>
-          </w:rPr>
-          <w:t>11.1 Latency Requirements</w:t>
-        </w:r>
-      </w:hyperlink>
-    </w:p>
-    <w:p>
-      <w:pPr>
-        <w:spacing w:after="40" w:before="40"/>
-        <w:ind w:left="720"/>
-      </w:pPr>
-      <w:hyperlink w:anchor="bm_11_2_Throughput_Requirements">
-        <w:r>
-          <w:rPr>
-            <w:color w:val="0000FF"/>
-            <w:u w:val="single"/>
-          </w:rPr>
-          <w:t>11.2 Throughput Requirements</w:t>
-        </w:r>
-      </w:hyperlink>
-    </w:p>
-    <w:p>
-      <w:pPr>
-        <w:spacing w:after="40" w:before="40"/>
-        <w:ind w:left="360"/>
-      </w:pPr>
-      <w:hyperlink w:anchor="bm_13__Appendices">
-        <w:r>
-          <w:rPr>
-            <w:color w:val="0000FF"/>
-            <w:u w:val="single"/>
-          </w:rPr>
-          <w:t>13. Appendices</w:t>
-        </w:r>
-      </w:hyperlink>
-    </w:p>
-    <w:p>
-      <w:pPr>
-        <w:spacing w:after="40" w:before="40"/>
-        <w:ind w:left="360"/>
-      </w:pPr>
-      <w:hyperlink w:anchor="Appendix_D__NEUP_Research_Integration">
-        <w:r>
-          <w:rPr>
-            <w:color w:val="0000FF"/>
-            <w:u w:val="single"/>
-          </w:rPr>
-          <w:t>Appendix D: NEUP Research Integration</w:t>
-        </w:r>
-      </w:hyperlink>
-    </w:p>
-    <w:p>
-      <w:pPr>
-        <w:spacing w:after="40" w:before="40"/>
-        <w:ind w:left="720"/>
-      </w:pPr>
-      <w:hyperlink w:anchor="D_1_KAN__Kolmogorov-Arnold_Network__Inte">
-        <w:r>
-          <w:rPr>
-            <w:color w:val="0000FF"/>
-            <w:u w:val="single"/>
-          </w:rPr>
-          <w:t>D.1 KAN (Kolmogorov-Arnold Network) Interface Extensions</w:t>
-        </w:r>
-      </w:hyperlink>
-    </w:p>
-    <w:p>
-      <w:pPr>
-        <w:spacing w:after="40" w:before="40"/>
-        <w:ind w:left="720"/>
-      </w:pPr>
-      <w:hyperlink w:anchor="D_2_PINN__Physics-Informed_Neural_Networ">
-        <w:r>
-          <w:rPr>
-            <w:color w:val="0000FF"/>
-            <w:u w:val="single"/>
-          </w:rPr>
-          <w:t>D.2 PINN (Physics-Informed Neural Network) Constraints</w:t>
-        </w:r>
-      </w:hyperlink>
-    </w:p>
-    <w:p>
-      <w:pPr>
-        <w:spacing w:after="40" w:before="40"/>
-        <w:ind w:left="720"/>
-      </w:pPr>
-      <w:hyperlink w:anchor="D_3_ROM__Reduced-Order_Model__Integratio">
-        <w:r>
-          <w:rPr>
-            <w:color w:val="0000FF"/>
-            <w:u w:val="single"/>
-          </w:rPr>
-          <w:t>D.3 ROM (Reduced-Order Model) Integration</w:t>
-        </w:r>
-      </w:hyperlink>
-    </w:p>
-    <w:p>
-      <w:pPr>
-        <w:spacing w:after="40" w:before="40"/>
-        <w:ind w:left="720"/>
-      </w:pPr>
-      <w:hyperlink w:anchor="D_4_Cyber-Physical_Security_Extensions">
-        <w:r>
-          <w:rPr>
-            <w:color w:val="0000FF"/>
-            <w:u w:val="single"/>
-          </w:rPr>
-          <w:t>D.4 Cyber-Physical Security Extensions</w:t>
-        </w:r>
-      </w:hyperlink>
+      <w:r>
+        <w:fldChar w:fldCharType="begin"/>
+      </w:r>
+      <w:r>
+        <w:instrText xml:space="preserve"> TOC \o "1-3" \h \z \u </w:instrText>
+      </w:r>
+      <w:r>
+        <w:fldChar w:fldCharType="separate"/>
+      </w:r>
+      <w:r>
+        <w:fldChar w:fldCharType="end"/>
+      </w:r>
     </w:p>
     <w:p>
       <w:r>
@@ -1304,235 +391,504 @@
         <w:pStyle w:val="Heading2"/>
         <w:spacing w:after="80" w:before="240"/>
       </w:pPr>
-      <w:bookmarkStart w:id="1" w:name="Table_of_Contents"/>
-      <w:r>
-        <w:t>Table of Contents</w:t>
-      </w:r>
-      <w:bookmarkEnd w:id="1"/>
-    </w:p>
-    <w:p>
-      <w:pPr>
-        <w:pStyle w:val="ListNumber"/>
-        <w:spacing w:after="40" w:before="0"/>
-      </w:pPr>
-      <w:r/>
-      <w:hyperlink w:anchor="bm_1__Executive_Summary">
-        <w:r>
-          <w:rPr>
-            <w:color w:val="0000FF"/>
-            <w:u w:val="single"/>
-          </w:rPr>
-          <w:t>Executive Summary</w:t>
-        </w:r>
-      </w:hyperlink>
-    </w:p>
-    <w:p>
-      <w:pPr>
-        <w:pStyle w:val="ListNumber"/>
-        <w:spacing w:after="40" w:before="0"/>
-      </w:pPr>
-      <w:r/>
-      <w:hyperlink w:anchor="bm_2__Technical_Summary">
-        <w:r>
-          <w:rPr>
-            <w:color w:val="0000FF"/>
-            <w:u w:val="single"/>
-          </w:rPr>
-          <w:t>Technical Summary</w:t>
-        </w:r>
-      </w:hyperlink>
-    </w:p>
-    <w:p>
-      <w:pPr>
-        <w:pStyle w:val="ListNumber"/>
-        <w:spacing w:after="40" w:before="0"/>
-      </w:pPr>
-      <w:r/>
-      <w:hyperlink w:anchor="bm_3__System_Architecture_Overview">
-        <w:r>
-          <w:rPr>
-            <w:color w:val="0000FF"/>
-            <w:u w:val="single"/>
-          </w:rPr>
-          <w:t>System Architecture Overview</w:t>
-        </w:r>
-      </w:hyperlink>
-    </w:p>
-    <w:p>
-      <w:pPr>
-        <w:pStyle w:val="ListNumber"/>
-        <w:spacing w:after="40" w:before="0"/>
-      </w:pPr>
-      <w:r/>
-      <w:hyperlink w:anchor="bm_4__Digital_Twin_Architecture">
-        <w:r>
-          <w:rPr>
-            <w:color w:val="0000FF"/>
-            <w:u w:val="single"/>
-          </w:rPr>
-          <w:t>Digital Twin Architecture</w:t>
-        </w:r>
-      </w:hyperlink>
-    </w:p>
-    <w:p>
-      <w:pPr>
-        <w:pStyle w:val="ListNumber"/>
-        <w:spacing w:after="40" w:before="0"/>
-      </w:pPr>
-      <w:r/>
-      <w:hyperlink w:anchor="bm_5__Data_Architecture">
-        <w:r>
-          <w:rPr>
-            <w:color w:val="0000FF"/>
-            <w:u w:val="single"/>
-          </w:rPr>
-          <w:t>Data Architecture</w:t>
-        </w:r>
-      </w:hyperlink>
-    </w:p>
-    <w:p>
-      <w:pPr>
-        <w:pStyle w:val="ListNumber"/>
-        <w:spacing w:after="40" w:before="0"/>
-      </w:pPr>
-      <w:r/>
-      <w:hyperlink w:anchor="bm_6__Component_Specifications">
-        <w:r>
-          <w:rPr>
-            <w:color w:val="0000FF"/>
-            <w:u w:val="single"/>
-          </w:rPr>
-          <w:t>Component Specifications</w:t>
-        </w:r>
-      </w:hyperlink>
-    </w:p>
-    <w:p>
-      <w:pPr>
-        <w:pStyle w:val="ListNumber"/>
-        <w:spacing w:after="40" w:before="0"/>
-      </w:pPr>
-      <w:r/>
-      <w:hyperlink w:anchor="bm_7__API_Specifications">
-        <w:r>
-          <w:rPr>
-            <w:color w:val="0000FF"/>
-            <w:u w:val="single"/>
-          </w:rPr>
-          <w:t>API Specifications</w:t>
-        </w:r>
-      </w:hyperlink>
-    </w:p>
-    <w:p>
-      <w:pPr>
-        <w:pStyle w:val="ListNumber"/>
-        <w:spacing w:after="40" w:before="0"/>
-      </w:pPr>
-      <w:r/>
-      <w:hyperlink w:anchor="bm_8__Security_Architecture">
-        <w:r>
-          <w:rPr>
-            <w:color w:val="0000FF"/>
-            <w:u w:val="single"/>
-          </w:rPr>
-          <w:t>Security Architecture</w:t>
-        </w:r>
-      </w:hyperlink>
-    </w:p>
-    <w:p>
-      <w:pPr>
-        <w:pStyle w:val="ListNumber"/>
-        <w:spacing w:after="40" w:before="0"/>
-      </w:pPr>
-      <w:r/>
-      <w:r>
-        <w:rPr>
-          <w:color w:val="0000FF"/>
-          <w:u w:val="single"/>
-        </w:rPr>
-        <w:t>Operational Requirements &amp; Continuity</w:t>
-      </w:r>
-    </w:p>
-    <w:p>
-      <w:pPr>
-        <w:pStyle w:val="ListNumber"/>
-        <w:spacing w:after="40" w:before="0"/>
-      </w:pPr>
-      <w:r/>
-      <w:r>
-        <w:rPr>
-          <w:color w:val="0000FF"/>
-          <w:u w:val="single"/>
-        </w:rPr>
-        <w:t>Infrastructure &amp; Deployment</w:t>
-      </w:r>
-    </w:p>
-    <w:p>
-      <w:pPr>
-        <w:pStyle w:val="ListNumber"/>
-        <w:spacing w:after="40" w:before="0"/>
-      </w:pPr>
-      <w:r/>
-      <w:hyperlink w:anchor="bm_11__Integration_Points">
-        <w:r>
-          <w:rPr>
-            <w:color w:val="0000FF"/>
-            <w:u w:val="single"/>
-          </w:rPr>
-          <w:t>Integration Points</w:t>
-        </w:r>
-      </w:hyperlink>
-    </w:p>
-    <w:p>
-      <w:pPr>
-        <w:pStyle w:val="ListNumber"/>
-        <w:spacing w:after="40" w:before="0"/>
-      </w:pPr>
-      <w:r/>
-      <w:hyperlink w:anchor="bm_12__Performance_Requirements">
-        <w:r>
-          <w:rPr>
-            <w:color w:val="0000FF"/>
-            <w:u w:val="single"/>
-          </w:rPr>
-          <w:t>Performance Requirements</w:t>
-        </w:r>
-      </w:hyperlink>
-    </w:p>
-    <w:p>
-      <w:pPr>
-        <w:pStyle w:val="ListNumber"/>
-        <w:spacing w:after="40" w:before="0"/>
-      </w:pPr>
-      <w:r/>
-      <w:hyperlink w:anchor="bm_13__Appendices">
-        <w:r>
-          <w:rPr>
-            <w:color w:val="0000FF"/>
-            <w:u w:val="single"/>
-          </w:rPr>
-          <w:t>Appendices</w:t>
-        </w:r>
-      </w:hyperlink>
-    </w:p>
-    <w:p>
-      <w:pPr>
-        <w:pStyle w:val="Heading2"/>
-        <w:spacing w:after="80" w:before="240"/>
-      </w:pPr>
-      <w:bookmarkStart w:id="2" w:name="Related_Documents"/>
+      <w:bookmarkStart w:id="1" w:name="Related_Documents"/>
       <w:r>
         <w:t>Related Documents</w:t>
       </w:r>
-      <w:bookmarkEnd w:id="2"/>
+      <w:bookmarkEnd w:id="1"/>
     </w:p>
     <w:p>
       <w:pPr>
         <w:pStyle w:val="Heading3"/>
         <w:spacing w:after="80" w:before="240"/>
       </w:pPr>
-      <w:bookmarkStart w:id="3" w:name="Architecture_Decision_Records"/>
+      <w:bookmarkStart w:id="2" w:name="Architecture_Decision_Records"/>
       <w:r>
         <w:t>Architecture Decision Records</w:t>
+      </w:r>
+      <w:bookmarkEnd w:id="2"/>
+    </w:p>
+    <w:tbl>
+      <w:tblPr>
+        <w:tblStyle w:val="LightGrid-Accent1"/>
+        <w:tblW w:type="auto" w:w="0"/>
+        <w:tblLook w:firstColumn="1" w:firstRow="1" w:lastColumn="0" w:lastRow="0" w:noHBand="0" w:noVBand="1" w:val="04A0"/>
+      </w:tblPr>
+      <w:tblGrid>
+        <w:gridCol w:w="2880"/>
+        <w:gridCol w:w="2880"/>
+        <w:gridCol w:w="2880"/>
+      </w:tblGrid>
+      <w:tr>
+        <w:tc>
+          <w:tcPr>
+            <w:tcW w:type="dxa" w:w="2880"/>
+            <w:vAlign w:val="top"/>
+          </w:tcPr>
+          <w:p>
+            <w:pPr>
+              <w:spacing w:after="120" w:before="0"/>
+            </w:pPr>
+            <w:r>
+              <w:rPr>
+                <w:rFonts w:ascii="Calibri" w:hAnsi="Calibri"/>
+                <w:b/>
+                <w:sz w:val="22"/>
+              </w:rPr>
+            </w:r>
+            <w:r>
+              <w:rPr>
+                <w:rFonts w:ascii="Calibri" w:hAnsi="Calibri"/>
+                <w:b/>
+                <w:sz w:val="22"/>
+              </w:rPr>
+              <w:t>ADR</w:t>
+            </w:r>
+          </w:p>
+        </w:tc>
+        <w:tc>
+          <w:tcPr>
+            <w:tcW w:type="dxa" w:w="2880"/>
+            <w:vAlign w:val="top"/>
+          </w:tcPr>
+          <w:p>
+            <w:pPr>
+              <w:spacing w:after="120" w:before="0"/>
+            </w:pPr>
+            <w:r>
+              <w:rPr>
+                <w:rFonts w:ascii="Calibri" w:hAnsi="Calibri"/>
+                <w:b/>
+                <w:sz w:val="22"/>
+              </w:rPr>
+            </w:r>
+            <w:r>
+              <w:rPr>
+                <w:rFonts w:ascii="Calibri" w:hAnsi="Calibri"/>
+                <w:b/>
+                <w:sz w:val="22"/>
+              </w:rPr>
+              <w:t>Decision</w:t>
+            </w:r>
+          </w:p>
+        </w:tc>
+        <w:tc>
+          <w:tcPr>
+            <w:tcW w:type="dxa" w:w="2880"/>
+            <w:vAlign w:val="top"/>
+          </w:tcPr>
+          <w:p>
+            <w:pPr>
+              <w:spacing w:after="120" w:before="0"/>
+            </w:pPr>
+            <w:r>
+              <w:rPr>
+                <w:rFonts w:ascii="Calibri" w:hAnsi="Calibri"/>
+                <w:b/>
+                <w:sz w:val="22"/>
+              </w:rPr>
+            </w:r>
+            <w:r>
+              <w:rPr>
+                <w:rFonts w:ascii="Calibri" w:hAnsi="Calibri"/>
+                <w:b/>
+                <w:sz w:val="22"/>
+              </w:rPr>
+              <w:t>Status</w:t>
+            </w:r>
+          </w:p>
+        </w:tc>
+      </w:tr>
+      <w:tr>
+        <w:tc>
+          <w:tcPr>
+            <w:tcW w:type="dxa" w:w="2880"/>
+            <w:vAlign w:val="top"/>
+          </w:tcPr>
+          <w:p>
+            <w:pPr>
+              <w:spacing w:after="80" w:before="0"/>
+            </w:pPr>
+            <w:r>
+              <w:rPr>
+                <w:rFonts w:ascii="Calibri" w:hAnsi="Calibri"/>
+              </w:rPr>
+            </w:r>
+            <w:r>
+              <w:rPr>
+                <w:rFonts w:ascii="Calibri" w:hAnsi="Calibri"/>
+              </w:rPr>
+            </w:r>
+            <w:hyperlink r:id="rId13">
+              <w:r>
+                <w:rPr>
+                  <w:color w:val="0000FF"/>
+                  <w:u w:val="single"/>
+                </w:rPr>
+                <w:t>ADR-001</w:t>
+              </w:r>
+            </w:hyperlink>
+          </w:p>
+        </w:tc>
+        <w:tc>
+          <w:tcPr>
+            <w:tcW w:type="dxa" w:w="2880"/>
+            <w:vAlign w:val="top"/>
+          </w:tcPr>
+          <w:p>
+            <w:pPr>
+              <w:spacing w:after="80" w:before="0"/>
+            </w:pPr>
+            <w:r>
+              <w:rPr>
+                <w:rFonts w:ascii="Calibri" w:hAnsi="Calibri"/>
+              </w:rPr>
+            </w:r>
+            <w:r>
+              <w:rPr>
+                <w:rFonts w:ascii="Calibri" w:hAnsi="Calibri"/>
+              </w:rPr>
+              <w:t>Polyglot monorepo with Bazel</w:t>
+            </w:r>
+          </w:p>
+        </w:tc>
+        <w:tc>
+          <w:tcPr>
+            <w:tcW w:type="dxa" w:w="2880"/>
+            <w:vAlign w:val="top"/>
+          </w:tcPr>
+          <w:p>
+            <w:pPr>
+              <w:spacing w:after="80" w:before="0"/>
+            </w:pPr>
+            <w:r>
+              <w:rPr>
+                <w:rFonts w:ascii="Calibri" w:hAnsi="Calibri"/>
+              </w:rPr>
+            </w:r>
+            <w:r>
+              <w:rPr>
+                <w:rFonts w:ascii="Calibri" w:hAnsi="Calibri"/>
+              </w:rPr>
+              <w:t>Accepted</w:t>
+            </w:r>
+          </w:p>
+        </w:tc>
+      </w:tr>
+      <w:tr>
+        <w:tc>
+          <w:tcPr>
+            <w:tcW w:type="dxa" w:w="2880"/>
+            <w:vAlign w:val="top"/>
+          </w:tcPr>
+          <w:p>
+            <w:pPr>
+              <w:spacing w:after="80" w:before="0"/>
+            </w:pPr>
+            <w:r>
+              <w:rPr>
+                <w:rFonts w:ascii="Calibri" w:hAnsi="Calibri"/>
+              </w:rPr>
+            </w:r>
+            <w:r>
+              <w:rPr>
+                <w:rFonts w:ascii="Calibri" w:hAnsi="Calibri"/>
+              </w:rPr>
+            </w:r>
+            <w:hyperlink r:id="rId14">
+              <w:r>
+                <w:rPr>
+                  <w:color w:val="0000FF"/>
+                  <w:u w:val="single"/>
+                </w:rPr>
+                <w:t>ADR-002</w:t>
+              </w:r>
+            </w:hyperlink>
+          </w:p>
+        </w:tc>
+        <w:tc>
+          <w:tcPr>
+            <w:tcW w:type="dxa" w:w="2880"/>
+            <w:vAlign w:val="top"/>
+          </w:tcPr>
+          <w:p>
+            <w:pPr>
+              <w:spacing w:after="80" w:before="0"/>
+            </w:pPr>
+            <w:r>
+              <w:rPr>
+                <w:rFonts w:ascii="Calibri" w:hAnsi="Calibri"/>
+              </w:rPr>
+            </w:r>
+            <w:r>
+              <w:rPr>
+                <w:rFonts w:ascii="Calibri" w:hAnsi="Calibri"/>
+              </w:rPr>
+              <w:t>Hyperledger Fabric for audit</w:t>
+            </w:r>
+          </w:p>
+        </w:tc>
+        <w:tc>
+          <w:tcPr>
+            <w:tcW w:type="dxa" w:w="2880"/>
+            <w:vAlign w:val="top"/>
+          </w:tcPr>
+          <w:p>
+            <w:pPr>
+              <w:spacing w:after="80" w:before="0"/>
+            </w:pPr>
+            <w:r>
+              <w:rPr>
+                <w:rFonts w:ascii="Calibri" w:hAnsi="Calibri"/>
+              </w:rPr>
+            </w:r>
+            <w:r>
+              <w:rPr>
+                <w:rFonts w:ascii="Calibri" w:hAnsi="Calibri"/>
+              </w:rPr>
+              <w:t>Accepted</w:t>
+            </w:r>
+          </w:p>
+        </w:tc>
+      </w:tr>
+      <w:tr>
+        <w:tc>
+          <w:tcPr>
+            <w:tcW w:type="dxa" w:w="2880"/>
+            <w:vAlign w:val="top"/>
+          </w:tcPr>
+          <w:p>
+            <w:pPr>
+              <w:spacing w:after="80" w:before="0"/>
+            </w:pPr>
+            <w:r>
+              <w:rPr>
+                <w:rFonts w:ascii="Calibri" w:hAnsi="Calibri"/>
+              </w:rPr>
+            </w:r>
+            <w:r>
+              <w:rPr>
+                <w:rFonts w:ascii="Calibri" w:hAnsi="Calibri"/>
+              </w:rPr>
+            </w:r>
+            <w:hyperlink r:id="rId15">
+              <w:r>
+                <w:rPr>
+                  <w:color w:val="0000FF"/>
+                  <w:u w:val="single"/>
+                </w:rPr>
+                <w:t>ADR-003</w:t>
+              </w:r>
+            </w:hyperlink>
+          </w:p>
+        </w:tc>
+        <w:tc>
+          <w:tcPr>
+            <w:tcW w:type="dxa" w:w="2880"/>
+            <w:vAlign w:val="top"/>
+          </w:tcPr>
+          <w:p>
+            <w:pPr>
+              <w:spacing w:after="80" w:before="0"/>
+            </w:pPr>
+            <w:r>
+              <w:rPr>
+                <w:rFonts w:ascii="Calibri" w:hAnsi="Calibri"/>
+              </w:rPr>
+            </w:r>
+            <w:r>
+              <w:rPr>
+                <w:rFonts w:ascii="Calibri" w:hAnsi="Calibri"/>
+              </w:rPr>
+              <w:t>Iceberg + DuckDB lakehouse</w:t>
+            </w:r>
+          </w:p>
+        </w:tc>
+        <w:tc>
+          <w:tcPr>
+            <w:tcW w:type="dxa" w:w="2880"/>
+            <w:vAlign w:val="top"/>
+          </w:tcPr>
+          <w:p>
+            <w:pPr>
+              <w:spacing w:after="80" w:before="0"/>
+            </w:pPr>
+            <w:r>
+              <w:rPr>
+                <w:rFonts w:ascii="Calibri" w:hAnsi="Calibri"/>
+              </w:rPr>
+            </w:r>
+            <w:r>
+              <w:rPr>
+                <w:rFonts w:ascii="Calibri" w:hAnsi="Calibri"/>
+              </w:rPr>
+              <w:t>Accepted</w:t>
+            </w:r>
+          </w:p>
+        </w:tc>
+      </w:tr>
+      <w:tr>
+        <w:tc>
+          <w:tcPr>
+            <w:tcW w:type="dxa" w:w="2880"/>
+            <w:vAlign w:val="top"/>
+          </w:tcPr>
+          <w:p>
+            <w:pPr>
+              <w:spacing w:after="80" w:before="0"/>
+            </w:pPr>
+            <w:r>
+              <w:rPr>
+                <w:rFonts w:ascii="Calibri" w:hAnsi="Calibri"/>
+              </w:rPr>
+            </w:r>
+            <w:r>
+              <w:rPr>
+                <w:rFonts w:ascii="Calibri" w:hAnsi="Calibri"/>
+              </w:rPr>
+            </w:r>
+            <w:hyperlink r:id="rId16">
+              <w:r>
+                <w:rPr>
+                  <w:color w:val="0000FF"/>
+                  <w:u w:val="single"/>
+                </w:rPr>
+                <w:t>ADR-007</w:t>
+              </w:r>
+            </w:hyperlink>
+          </w:p>
+        </w:tc>
+        <w:tc>
+          <w:tcPr>
+            <w:tcW w:type="dxa" w:w="2880"/>
+            <w:vAlign w:val="top"/>
+          </w:tcPr>
+          <w:p>
+            <w:pPr>
+              <w:spacing w:after="80" w:before="0"/>
+            </w:pPr>
+            <w:r>
+              <w:rPr>
+                <w:rFonts w:ascii="Calibri" w:hAnsi="Calibri"/>
+              </w:rPr>
+            </w:r>
+            <w:r>
+              <w:rPr>
+                <w:rFonts w:ascii="Calibri" w:hAnsi="Calibri"/>
+              </w:rPr>
+              <w:t>Streaming-first architecture</w:t>
+            </w:r>
+          </w:p>
+        </w:tc>
+        <w:tc>
+          <w:tcPr>
+            <w:tcW w:type="dxa" w:w="2880"/>
+            <w:vAlign w:val="top"/>
+          </w:tcPr>
+          <w:p>
+            <w:pPr>
+              <w:spacing w:after="80" w:before="0"/>
+            </w:pPr>
+            <w:r>
+              <w:rPr>
+                <w:rFonts w:ascii="Calibri" w:hAnsi="Calibri"/>
+              </w:rPr>
+            </w:r>
+            <w:r>
+              <w:rPr>
+                <w:rFonts w:ascii="Calibri" w:hAnsi="Calibri"/>
+              </w:rPr>
+              <w:t>Accepted</w:t>
+            </w:r>
+          </w:p>
+        </w:tc>
+      </w:tr>
+      <w:tr>
+        <w:tc>
+          <w:tcPr>
+            <w:tcW w:type="dxa" w:w="2880"/>
+            <w:vAlign w:val="top"/>
+          </w:tcPr>
+          <w:p>
+            <w:pPr>
+              <w:spacing w:after="80" w:before="0"/>
+            </w:pPr>
+            <w:r>
+              <w:rPr>
+                <w:rFonts w:ascii="Calibri" w:hAnsi="Calibri"/>
+              </w:rPr>
+            </w:r>
+            <w:r>
+              <w:rPr>
+                <w:rFonts w:ascii="Calibri" w:hAnsi="Calibri"/>
+              </w:rPr>
+            </w:r>
+            <w:hyperlink r:id="rId17">
+              <w:r>
+                <w:rPr>
+                  <w:color w:val="0000FF"/>
+                  <w:u w:val="single"/>
+                </w:rPr>
+                <w:t>ADR-008</w:t>
+              </w:r>
+            </w:hyperlink>
+          </w:p>
+        </w:tc>
+        <w:tc>
+          <w:tcPr>
+            <w:tcW w:type="dxa" w:w="2880"/>
+            <w:vAlign w:val="top"/>
+          </w:tcPr>
+          <w:p>
+            <w:pPr>
+              <w:spacing w:after="80" w:before="0"/>
+            </w:pPr>
+            <w:r>
+              <w:rPr>
+                <w:rFonts w:ascii="Calibri" w:hAnsi="Calibri"/>
+              </w:rPr>
+            </w:r>
+            <w:r>
+              <w:rPr>
+                <w:rFonts w:ascii="Calibri" w:hAnsi="Calibri"/>
+              </w:rPr>
+              <w:t>WASM surrogate runtime</w:t>
+            </w:r>
+          </w:p>
+        </w:tc>
+        <w:tc>
+          <w:tcPr>
+            <w:tcW w:type="dxa" w:w="2880"/>
+            <w:vAlign w:val="top"/>
+          </w:tcPr>
+          <w:p>
+            <w:pPr>
+              <w:spacing w:after="80" w:before="0"/>
+            </w:pPr>
+            <w:r>
+              <w:rPr>
+                <w:rFonts w:ascii="Calibri" w:hAnsi="Calibri"/>
+              </w:rPr>
+            </w:r>
+            <w:r>
+              <w:rPr>
+                <w:rFonts w:ascii="Calibri" w:hAnsi="Calibri"/>
+              </w:rPr>
+              <w:t>Proposed</w:t>
+            </w:r>
+          </w:p>
+        </w:tc>
+      </w:tr>
+    </w:tbl>
+    <w:p/>
+    <w:p>
+      <w:pPr>
+        <w:pStyle w:val="Heading3"/>
+        <w:spacing w:after="80" w:before="240"/>
+      </w:pPr>
+      <w:bookmarkStart w:id="3" w:name="Design_Prompts__Implementation_Specs_"/>
+      <w:r>
+        <w:t>Design Prompts (Implementation Specs)</w:t>
       </w:r>
       <w:bookmarkEnd w:id="3"/>
     </w:p>
@@ -1570,7 +926,7 @@
                 <w:b/>
                 <w:sz w:val="22"/>
               </w:rPr>
-              <w:t>ADR</w:t>
+              <w:t>Prompt</w:t>
             </w:r>
           </w:p>
         </w:tc>
@@ -1596,7 +952,7 @@
                 <w:b/>
                 <w:sz w:val="22"/>
               </w:rPr>
-              <w:t>Decision</w:t>
+              <w:t>Phase</w:t>
             </w:r>
           </w:p>
         </w:tc>
@@ -1622,7 +978,7 @@
                 <w:b/>
                 <w:sz w:val="22"/>
               </w:rPr>
-              <w:t>Status</w:t>
+              <w:t>Description</w:t>
             </w:r>
           </w:p>
         </w:tc>
@@ -1647,13 +1003,13 @@
                 <w:rFonts w:ascii="Calibri" w:hAnsi="Calibri"/>
               </w:rPr>
             </w:r>
-            <w:hyperlink r:id="rId13">
+            <w:hyperlink r:id="rId18">
               <w:r>
                 <w:rPr>
                   <w:color w:val="0000FF"/>
                   <w:u w:val="single"/>
                 </w:rPr>
-                <w:t>ADR-001</w:t>
+                <w:t>Bronze Layer Ingest</w:t>
               </w:r>
             </w:hyperlink>
           </w:p>
@@ -1676,7 +1032,7 @@
               <w:rPr>
                 <w:rFonts w:ascii="Calibri" w:hAnsi="Calibri"/>
               </w:rPr>
-              <w:t>Polyglot monorepo with Bazel</w:t>
+              <w:t>1</w:t>
             </w:r>
           </w:p>
         </w:tc>
@@ -1698,7 +1054,7 @@
               <w:rPr>
                 <w:rFonts w:ascii="Calibri" w:hAnsi="Calibri"/>
               </w:rPr>
-              <w:t>Accepted</w:t>
+              <w:t>CSV → Iceberg ingestion</w:t>
             </w:r>
           </w:p>
         </w:tc>
@@ -1723,13 +1079,13 @@
                 <w:rFonts w:ascii="Calibri" w:hAnsi="Calibri"/>
               </w:rPr>
             </w:r>
-            <w:hyperlink r:id="rId14">
+            <w:hyperlink r:id="rId19">
               <w:r>
                 <w:rPr>
                   <w:color w:val="0000FF"/>
                   <w:u w:val="single"/>
                 </w:rPr>
-                <w:t>ADR-002</w:t>
+                <w:t>dbt Silver Models</w:t>
               </w:r>
             </w:hyperlink>
           </w:p>
@@ -1752,7 +1108,7 @@
               <w:rPr>
                 <w:rFonts w:ascii="Calibri" w:hAnsi="Calibri"/>
               </w:rPr>
-              <w:t>Hyperledger Fabric for audit</w:t>
+              <w:t>1-2</w:t>
             </w:r>
           </w:p>
         </w:tc>
@@ -1774,7 +1130,7 @@
               <w:rPr>
                 <w:rFonts w:ascii="Calibri" w:hAnsi="Calibri"/>
               </w:rPr>
-              <w:t>Accepted</w:t>
+              <w:t>Data transformation</w:t>
             </w:r>
           </w:p>
         </w:tc>
@@ -1799,13 +1155,13 @@
                 <w:rFonts w:ascii="Calibri" w:hAnsi="Calibri"/>
               </w:rPr>
             </w:r>
-            <w:hyperlink r:id="rId15">
+            <w:hyperlink r:id="rId20">
               <w:r>
                 <w:rPr>
                   <w:color w:val="0000FF"/>
                   <w:u w:val="single"/>
                 </w:rPr>
-                <w:t>ADR-003</w:t>
+                <w:t>Dagster Orchestration</w:t>
               </w:r>
             </w:hyperlink>
           </w:p>
@@ -1828,7 +1184,7 @@
               <w:rPr>
                 <w:rFonts w:ascii="Calibri" w:hAnsi="Calibri"/>
               </w:rPr>
-              <w:t>Iceberg + DuckDB lakehouse</w:t>
+              <w:t>2</w:t>
             </w:r>
           </w:p>
         </w:tc>
@@ -1850,7 +1206,7 @@
               <w:rPr>
                 <w:rFonts w:ascii="Calibri" w:hAnsi="Calibri"/>
               </w:rPr>
-              <w:t>Accepted</w:t>
+              <w:t>Pipeline scheduling</w:t>
             </w:r>
           </w:p>
         </w:tc>
@@ -1875,13 +1231,13 @@
                 <w:rFonts w:ascii="Calibri" w:hAnsi="Calibri"/>
               </w:rPr>
             </w:r>
-            <w:hyperlink r:id="rId16">
+            <w:hyperlink r:id="rId21">
               <w:r>
                 <w:rPr>
                   <w:color w:val="0000FF"/>
                   <w:u w:val="single"/>
                 </w:rPr>
-                <w:t>ADR-007</w:t>
+                <w:t>Superset Dashboards</w:t>
               </w:r>
             </w:hyperlink>
           </w:p>
@@ -1904,7 +1260,7 @@
               <w:rPr>
                 <w:rFonts w:ascii="Calibri" w:hAnsi="Calibri"/>
               </w:rPr>
-              <w:t>Streaming-first architecture</w:t>
+              <w:t>2</w:t>
             </w:r>
           </w:p>
         </w:tc>
@@ -1926,83 +1282,7 @@
               <w:rPr>
                 <w:rFonts w:ascii="Calibri" w:hAnsi="Calibri"/>
               </w:rPr>
-              <w:t>Accepted</w:t>
-            </w:r>
-          </w:p>
-        </w:tc>
-      </w:tr>
-      <w:tr>
-        <w:tc>
-          <w:tcPr>
-            <w:tcW w:type="dxa" w:w="2880"/>
-            <w:vAlign w:val="top"/>
-          </w:tcPr>
-          <w:p>
-            <w:pPr>
-              <w:spacing w:after="80" w:before="0"/>
-            </w:pPr>
-            <w:r>
-              <w:rPr>
-                <w:rFonts w:ascii="Calibri" w:hAnsi="Calibri"/>
-              </w:rPr>
-            </w:r>
-            <w:r>
-              <w:rPr>
-                <w:rFonts w:ascii="Calibri" w:hAnsi="Calibri"/>
-              </w:rPr>
-            </w:r>
-            <w:hyperlink r:id="rId17">
-              <w:r>
-                <w:rPr>
-                  <w:color w:val="0000FF"/>
-                  <w:u w:val="single"/>
-                </w:rPr>
-                <w:t>ADR-008</w:t>
-              </w:r>
-            </w:hyperlink>
-          </w:p>
-        </w:tc>
-        <w:tc>
-          <w:tcPr>
-            <w:tcW w:type="dxa" w:w="2880"/>
-            <w:vAlign w:val="top"/>
-          </w:tcPr>
-          <w:p>
-            <w:pPr>
-              <w:spacing w:after="80" w:before="0"/>
-            </w:pPr>
-            <w:r>
-              <w:rPr>
-                <w:rFonts w:ascii="Calibri" w:hAnsi="Calibri"/>
-              </w:rPr>
-            </w:r>
-            <w:r>
-              <w:rPr>
-                <w:rFonts w:ascii="Calibri" w:hAnsi="Calibri"/>
-              </w:rPr>
-              <w:t>WASM surrogate runtime</w:t>
-            </w:r>
-          </w:p>
-        </w:tc>
-        <w:tc>
-          <w:tcPr>
-            <w:tcW w:type="dxa" w:w="2880"/>
-            <w:vAlign w:val="top"/>
-          </w:tcPr>
-          <w:p>
-            <w:pPr>
-              <w:spacing w:after="80" w:before="0"/>
-            </w:pPr>
-            <w:r>
-              <w:rPr>
-                <w:rFonts w:ascii="Calibri" w:hAnsi="Calibri"/>
-              </w:rPr>
-            </w:r>
-            <w:r>
-              <w:rPr>
-                <w:rFonts w:ascii="Calibri" w:hAnsi="Calibri"/>
-              </w:rPr>
-              <w:t>Proposed</w:t>
+              <w:t>Visualization</w:t>
             </w:r>
           </w:p>
         </w:tc>
@@ -2014,9 +1294,9 @@
         <w:pStyle w:val="Heading3"/>
         <w:spacing w:after="80" w:before="240"/>
       </w:pPr>
-      <w:bookmarkStart w:id="4" w:name="Design_Prompts__Implementation_Specs_"/>
+      <w:bookmarkStart w:id="4" w:name="Component_Specs"/>
       <w:r>
-        <w:t>Design Prompts (Implementation Specs)</w:t>
+        <w:t>Component Specs</w:t>
       </w:r>
       <w:bookmarkEnd w:id="4"/>
     </w:p>
@@ -2027,14 +1307,13 @@
         <w:tblLook w:firstColumn="1" w:firstRow="1" w:lastColumn="0" w:lastRow="0" w:noHBand="0" w:noVBand="1" w:val="04A0"/>
       </w:tblPr>
       <w:tblGrid>
-        <w:gridCol w:w="2880"/>
-        <w:gridCol w:w="2880"/>
-        <w:gridCol w:w="2880"/>
+        <w:gridCol w:w="4320"/>
+        <w:gridCol w:w="4320"/>
       </w:tblGrid>
       <w:tr>
         <w:tc>
           <w:tcPr>
-            <w:tcW w:type="dxa" w:w="2880"/>
+            <w:tcW w:type="dxa" w:w="4320"/>
             <w:vAlign w:val="top"/>
           </w:tcPr>
           <w:p>
@@ -2054,13 +1333,13 @@
                 <w:b/>
                 <w:sz w:val="22"/>
               </w:rPr>
-              <w:t>Prompt</w:t>
-            </w:r>
-          </w:p>
-        </w:tc>
-        <w:tc>
-          <w:tcPr>
-            <w:tcW w:type="dxa" w:w="2880"/>
+              <w:t>Spec</w:t>
+            </w:r>
+          </w:p>
+        </w:tc>
+        <w:tc>
+          <w:tcPr>
+            <w:tcW w:type="dxa" w:w="4320"/>
             <w:vAlign w:val="top"/>
           </w:tcPr>
           <w:p>
@@ -2080,32 +1359,6 @@
                 <w:b/>
                 <w:sz w:val="22"/>
               </w:rPr>
-              <w:t>Phase</w:t>
-            </w:r>
-          </w:p>
-        </w:tc>
-        <w:tc>
-          <w:tcPr>
-            <w:tcW w:type="dxa" w:w="2880"/>
-            <w:vAlign w:val="top"/>
-          </w:tcPr>
-          <w:p>
-            <w:pPr>
-              <w:spacing w:after="120" w:before="0"/>
-            </w:pPr>
-            <w:r>
-              <w:rPr>
-                <w:rFonts w:ascii="Calibri" w:hAnsi="Calibri"/>
-                <w:b/>
-                <w:sz w:val="22"/>
-              </w:rPr>
-            </w:r>
-            <w:r>
-              <w:rPr>
-                <w:rFonts w:ascii="Calibri" w:hAnsi="Calibri"/>
-                <w:b/>
-                <w:sz w:val="22"/>
-              </w:rPr>
               <w:t>Description</w:t>
             </w:r>
           </w:p>
@@ -2114,75 +1367,53 @@
       <w:tr>
         <w:tc>
           <w:tcPr>
-            <w:tcW w:type="dxa" w:w="2880"/>
-            <w:vAlign w:val="top"/>
-          </w:tcPr>
-          <w:p>
-            <w:pPr>
-              <w:spacing w:after="80" w:before="0"/>
-            </w:pPr>
-            <w:r>
-              <w:rPr>
-                <w:rFonts w:ascii="Calibri" w:hAnsi="Calibri"/>
-              </w:rPr>
-            </w:r>
-            <w:r>
-              <w:rPr>
-                <w:rFonts w:ascii="Calibri" w:hAnsi="Calibri"/>
-              </w:rPr>
-            </w:r>
-            <w:hyperlink r:id="rId18">
+            <w:tcW w:type="dxa" w:w="4320"/>
+            <w:vAlign w:val="top"/>
+          </w:tcPr>
+          <w:p>
+            <w:pPr>
+              <w:spacing w:after="80" w:before="0"/>
+            </w:pPr>
+            <w:r>
+              <w:rPr>
+                <w:rFonts w:ascii="Calibri" w:hAnsi="Calibri"/>
+              </w:rPr>
+            </w:r>
+            <w:r>
+              <w:rPr>
+                <w:rFonts w:ascii="Calibri" w:hAnsi="Calibri"/>
+              </w:rPr>
+            </w:r>
+            <w:hyperlink r:id="rId22">
               <w:r>
                 <w:rPr>
                   <w:color w:val="0000FF"/>
                   <w:u w:val="single"/>
                 </w:rPr>
-                <w:t>Bronze Layer Ingest</w:t>
+                <w:t>Agent Architecture</w:t>
               </w:r>
             </w:hyperlink>
           </w:p>
         </w:tc>
         <w:tc>
           <w:tcPr>
-            <w:tcW w:type="dxa" w:w="2880"/>
-            <w:vAlign w:val="top"/>
-          </w:tcPr>
-          <w:p>
-            <w:pPr>
-              <w:spacing w:after="80" w:before="0"/>
-            </w:pPr>
-            <w:r>
-              <w:rPr>
-                <w:rFonts w:ascii="Calibri" w:hAnsi="Calibri"/>
-              </w:rPr>
-            </w:r>
-            <w:r>
-              <w:rPr>
-                <w:rFonts w:ascii="Calibri" w:hAnsi="Calibri"/>
-              </w:rPr>
-              <w:t>1</w:t>
-            </w:r>
-          </w:p>
-        </w:tc>
-        <w:tc>
-          <w:tcPr>
-            <w:tcW w:type="dxa" w:w="2880"/>
-            <w:vAlign w:val="top"/>
-          </w:tcPr>
-          <w:p>
-            <w:pPr>
-              <w:spacing w:after="80" w:before="0"/>
-            </w:pPr>
-            <w:r>
-              <w:rPr>
-                <w:rFonts w:ascii="Calibri" w:hAnsi="Calibri"/>
-              </w:rPr>
-            </w:r>
-            <w:r>
-              <w:rPr>
-                <w:rFonts w:ascii="Calibri" w:hAnsi="Calibri"/>
-              </w:rPr>
-              <w:t>CSV → Iceberg ingestion</w:t>
+            <w:tcW w:type="dxa" w:w="4320"/>
+            <w:vAlign w:val="top"/>
+          </w:tcPr>
+          <w:p>
+            <w:pPr>
+              <w:spacing w:after="80" w:before="0"/>
+            </w:pPr>
+            <w:r>
+              <w:rPr>
+                <w:rFonts w:ascii="Calibri" w:hAnsi="Calibri"/>
+              </w:rPr>
+            </w:r>
+            <w:r>
+              <w:rPr>
+                <w:rFonts w:ascii="Calibri" w:hAnsi="Calibri"/>
+              </w:rPr>
+              <w:t>Sense pipeline, extractors, correlator, synthesizer</w:t>
             </w:r>
           </w:p>
         </w:tc>
@@ -2190,75 +1421,60 @@
       <w:tr>
         <w:tc>
           <w:tcPr>
-            <w:tcW w:type="dxa" w:w="2880"/>
-            <w:vAlign w:val="top"/>
-          </w:tcPr>
-          <w:p>
-            <w:pPr>
-              <w:spacing w:after="80" w:before="0"/>
-            </w:pPr>
-            <w:r>
-              <w:rPr>
-                <w:rFonts w:ascii="Calibri" w:hAnsi="Calibri"/>
-              </w:rPr>
-            </w:r>
-            <w:r>
-              <w:rPr>
-                <w:rFonts w:ascii="Calibri" w:hAnsi="Calibri"/>
-              </w:rPr>
-            </w:r>
-            <w:hyperlink r:id="rId19">
+            <w:tcW w:type="dxa" w:w="4320"/>
+            <w:vAlign w:val="top"/>
+          </w:tcPr>
+          <w:p>
+            <w:pPr>
+              <w:spacing w:after="80" w:before="0"/>
+            </w:pPr>
+            <w:r>
+              <w:rPr>
+                <w:rFonts w:ascii="Calibri" w:hAnsi="Calibri"/>
+              </w:rPr>
+            </w:r>
+            <w:r>
+              <w:rPr>
+                <w:rFonts w:ascii="Calibri" w:hAnsi="Calibri"/>
+              </w:rPr>
+            </w:r>
+            <w:hyperlink r:id="rId23">
               <w:r>
                 <w:rPr>
                   <w:color w:val="0000FF"/>
                   <w:u w:val="single"/>
                 </w:rPr>
-                <w:t>dbt Silver Models</w:t>
+                <w:t>Model Routing &amp; Export Control</w:t>
               </w:r>
             </w:hyperlink>
           </w:p>
         </w:tc>
         <w:tc>
           <w:tcPr>
-            <w:tcW w:type="dxa" w:w="2880"/>
-            <w:vAlign w:val="top"/>
-          </w:tcPr>
-          <w:p>
-            <w:pPr>
-              <w:spacing w:after="80" w:before="0"/>
-            </w:pPr>
-            <w:r>
-              <w:rPr>
-                <w:rFonts w:ascii="Calibri" w:hAnsi="Calibri"/>
-              </w:rPr>
-            </w:r>
-            <w:r>
-              <w:rPr>
-                <w:rFonts w:ascii="Calibri" w:hAnsi="Calibri"/>
-              </w:rPr>
-              <w:t>1-2</w:t>
-            </w:r>
-          </w:p>
-        </w:tc>
-        <w:tc>
-          <w:tcPr>
-            <w:tcW w:type="dxa" w:w="2880"/>
-            <w:vAlign w:val="top"/>
-          </w:tcPr>
-          <w:p>
-            <w:pPr>
-              <w:spacing w:after="80" w:before="0"/>
-            </w:pPr>
-            <w:r>
-              <w:rPr>
-                <w:rFonts w:ascii="Calibri" w:hAnsi="Calibri"/>
-              </w:rPr>
-            </w:r>
-            <w:r>
-              <w:rPr>
-                <w:rFonts w:ascii="Calibri" w:hAnsi="Calibri"/>
-              </w:rPr>
-              <w:t>Data transformation</w:t>
+            <w:tcW w:type="dxa" w:w="4320"/>
+            <w:vAlign w:val="top"/>
+          </w:tcPr>
+          <w:p>
+            <w:pPr>
+              <w:spacing w:after="80" w:before="0"/>
+            </w:pPr>
+            <w:r>
+              <w:rPr>
+                <w:rFonts w:ascii="Calibri" w:hAnsi="Calibri"/>
+              </w:rPr>
+            </w:r>
+            <w:r>
+              <w:rPr>
+                <w:rFonts w:ascii="Calibri" w:hAnsi="Calibri"/>
+              </w:rPr>
+              <w:t xml:space="preserve">LLM tier routing, export control classifier, </w:t>
+            </w:r>
+            <w:r>
+              <w:rPr>
+                <w:rFonts w:ascii="Courier New" w:hAnsi="Courier New"/>
+                <w:sz w:val="20"/>
+              </w:rPr>
+              <w:t>neut settings</w:t>
             </w:r>
           </w:p>
         </w:tc>
@@ -2266,151 +1482,53 @@
       <w:tr>
         <w:tc>
           <w:tcPr>
-            <w:tcW w:type="dxa" w:w="2880"/>
-            <w:vAlign w:val="top"/>
-          </w:tcPr>
-          <w:p>
-            <w:pPr>
-              <w:spacing w:after="80" w:before="0"/>
-            </w:pPr>
-            <w:r>
-              <w:rPr>
-                <w:rFonts w:ascii="Calibri" w:hAnsi="Calibri"/>
-              </w:rPr>
-            </w:r>
-            <w:r>
-              <w:rPr>
-                <w:rFonts w:ascii="Calibri" w:hAnsi="Calibri"/>
-              </w:rPr>
-            </w:r>
-            <w:hyperlink r:id="rId20">
+            <w:tcW w:type="dxa" w:w="4320"/>
+            <w:vAlign w:val="top"/>
+          </w:tcPr>
+          <w:p>
+            <w:pPr>
+              <w:spacing w:after="80" w:before="0"/>
+            </w:pPr>
+            <w:r>
+              <w:rPr>
+                <w:rFonts w:ascii="Calibri" w:hAnsi="Calibri"/>
+              </w:rPr>
+            </w:r>
+            <w:r>
+              <w:rPr>
+                <w:rFonts w:ascii="Calibri" w:hAnsi="Calibri"/>
+              </w:rPr>
+            </w:r>
+            <w:hyperlink r:id="rId24">
               <w:r>
                 <w:rPr>
                   <w:color w:val="0000FF"/>
                   <w:u w:val="single"/>
                 </w:rPr>
-                <w:t>Dagster Orchestration</w:t>
+                <w:t>RAG Architecture</w:t>
               </w:r>
             </w:hyperlink>
           </w:p>
         </w:tc>
         <w:tc>
           <w:tcPr>
-            <w:tcW w:type="dxa" w:w="2880"/>
-            <w:vAlign w:val="top"/>
-          </w:tcPr>
-          <w:p>
-            <w:pPr>
-              <w:spacing w:after="80" w:before="0"/>
-            </w:pPr>
-            <w:r>
-              <w:rPr>
-                <w:rFonts w:ascii="Calibri" w:hAnsi="Calibri"/>
-              </w:rPr>
-            </w:r>
-            <w:r>
-              <w:rPr>
-                <w:rFonts w:ascii="Calibri" w:hAnsi="Calibri"/>
-              </w:rPr>
-              <w:t>2</w:t>
-            </w:r>
-          </w:p>
-        </w:tc>
-        <w:tc>
-          <w:tcPr>
-            <w:tcW w:type="dxa" w:w="2880"/>
-            <w:vAlign w:val="top"/>
-          </w:tcPr>
-          <w:p>
-            <w:pPr>
-              <w:spacing w:after="80" w:before="0"/>
-            </w:pPr>
-            <w:r>
-              <w:rPr>
-                <w:rFonts w:ascii="Calibri" w:hAnsi="Calibri"/>
-              </w:rPr>
-            </w:r>
-            <w:r>
-              <w:rPr>
-                <w:rFonts w:ascii="Calibri" w:hAnsi="Calibri"/>
-              </w:rPr>
-              <w:t>Pipeline scheduling</w:t>
-            </w:r>
-          </w:p>
-        </w:tc>
-      </w:tr>
-      <w:tr>
-        <w:tc>
-          <w:tcPr>
-            <w:tcW w:type="dxa" w:w="2880"/>
-            <w:vAlign w:val="top"/>
-          </w:tcPr>
-          <w:p>
-            <w:pPr>
-              <w:spacing w:after="80" w:before="0"/>
-            </w:pPr>
-            <w:r>
-              <w:rPr>
-                <w:rFonts w:ascii="Calibri" w:hAnsi="Calibri"/>
-              </w:rPr>
-            </w:r>
-            <w:r>
-              <w:rPr>
-                <w:rFonts w:ascii="Calibri" w:hAnsi="Calibri"/>
-              </w:rPr>
-            </w:r>
-            <w:hyperlink r:id="rId21">
-              <w:r>
-                <w:rPr>
-                  <w:color w:val="0000FF"/>
-                  <w:u w:val="single"/>
-                </w:rPr>
-                <w:t>Superset Dashboards</w:t>
-              </w:r>
-            </w:hyperlink>
-          </w:p>
-        </w:tc>
-        <w:tc>
-          <w:tcPr>
-            <w:tcW w:type="dxa" w:w="2880"/>
-            <w:vAlign w:val="top"/>
-          </w:tcPr>
-          <w:p>
-            <w:pPr>
-              <w:spacing w:after="80" w:before="0"/>
-            </w:pPr>
-            <w:r>
-              <w:rPr>
-                <w:rFonts w:ascii="Calibri" w:hAnsi="Calibri"/>
-              </w:rPr>
-            </w:r>
-            <w:r>
-              <w:rPr>
-                <w:rFonts w:ascii="Calibri" w:hAnsi="Calibri"/>
-              </w:rPr>
-              <w:t>2</w:t>
-            </w:r>
-          </w:p>
-        </w:tc>
-        <w:tc>
-          <w:tcPr>
-            <w:tcW w:type="dxa" w:w="2880"/>
-            <w:vAlign w:val="top"/>
-          </w:tcPr>
-          <w:p>
-            <w:pPr>
-              <w:spacing w:after="80" w:before="0"/>
-            </w:pPr>
-            <w:r>
-              <w:rPr>
-                <w:rFonts w:ascii="Calibri" w:hAnsi="Calibri"/>
-              </w:rPr>
-            </w:r>
-            <w:r>
-              <w:rPr>
-                <w:rFonts w:ascii="Calibri" w:hAnsi="Calibri"/>
-              </w:rPr>
-              <w:t>Visualization</w:t>
+            <w:tcW w:type="dxa" w:w="4320"/>
+            <w:vAlign w:val="top"/>
+          </w:tcPr>
+          <w:p>
+            <w:pPr>
+              <w:spacing w:after="80" w:before="0"/>
+            </w:pPr>
+            <w:r>
+              <w:rPr>
+                <w:rFonts w:ascii="Calibri" w:hAnsi="Calibri"/>
+              </w:rPr>
+            </w:r>
+            <w:r>
+              <w:rPr>
+                <w:rFonts w:ascii="Calibri" w:hAnsi="Calibri"/>
+              </w:rPr>
+              <w:t>Community/personal/facility scopes, export-controlled embeddings, local embedding pipeline</w:t>
             </w:r>
           </w:p>
         </w:tc>
@@ -2474,9 +1592,16 @@
     </w:p>
     <w:p>
       <w:pPr>
-        <w:pStyle w:val="ListBullet"/>
-        <w:spacing w:after="40" w:before="0"/>
+        <w:spacing w:after="60" w:before="120"/>
+        <w:ind w:left="360" w:hanging="360"/>
       </w:pPr>
+      <w:r>
+        <w:rPr>
+          <w:rFonts w:ascii="Calibri" w:hAnsi="Calibri"/>
+          <w:sz w:val="22"/>
+        </w:rPr>
+        <w:t xml:space="preserve">• </w:t>
+      </w:r>
       <w:r>
         <w:rPr>
           <w:b/>
@@ -2489,9 +1614,16 @@
     </w:p>
     <w:p>
       <w:pPr>
-        <w:pStyle w:val="ListBullet"/>
-        <w:spacing w:after="40" w:before="0"/>
+        <w:spacing w:after="60" w:before="0"/>
+        <w:ind w:left="360" w:hanging="360"/>
       </w:pPr>
+      <w:r>
+        <w:rPr>
+          <w:rFonts w:ascii="Calibri" w:hAnsi="Calibri"/>
+          <w:sz w:val="22"/>
+        </w:rPr>
+        <w:t xml:space="preserve">• </w:t>
+      </w:r>
       <w:r>
         <w:rPr>
           <w:b/>
@@ -2504,9 +1636,16 @@
     </w:p>
     <w:p>
       <w:pPr>
-        <w:pStyle w:val="ListBullet"/>
-        <w:spacing w:after="40" w:before="0"/>
+        <w:spacing w:after="60" w:before="0"/>
+        <w:ind w:left="360" w:hanging="360"/>
       </w:pPr>
+      <w:r>
+        <w:rPr>
+          <w:rFonts w:ascii="Calibri" w:hAnsi="Calibri"/>
+          <w:sz w:val="22"/>
+        </w:rPr>
+        <w:t xml:space="preserve">• </w:t>
+      </w:r>
       <w:r>
         <w:rPr>
           <w:b/>
@@ -2519,9 +1658,16 @@
     </w:p>
     <w:p>
       <w:pPr>
-        <w:pStyle w:val="ListBullet"/>
-        <w:spacing w:after="40" w:before="0"/>
+        <w:spacing w:after="60" w:before="0"/>
+        <w:ind w:left="360" w:hanging="360"/>
       </w:pPr>
+      <w:r>
+        <w:rPr>
+          <w:rFonts w:ascii="Calibri" w:hAnsi="Calibri"/>
+          <w:sz w:val="22"/>
+        </w:rPr>
+        <w:t xml:space="preserve">• </w:t>
+      </w:r>
       <w:r>
         <w:rPr>
           <w:b/>
@@ -3149,36 +2295,64 @@
     </w:p>
     <w:p>
       <w:pPr>
-        <w:pStyle w:val="ListBullet"/>
-        <w:spacing w:after="40" w:before="0"/>
+        <w:spacing w:after="60" w:before="120"/>
+        <w:ind w:left="360" w:hanging="360"/>
       </w:pPr>
+      <w:r>
+        <w:rPr>
+          <w:rFonts w:ascii="Calibri" w:hAnsi="Calibri"/>
+          <w:sz w:val="22"/>
+        </w:rPr>
+        <w:t xml:space="preserve">• </w:t>
+      </w:r>
       <w:r>
         <w:t>Data architecture (lakehouse design, ingestion, transformation)</w:t>
       </w:r>
     </w:p>
     <w:p>
       <w:pPr>
-        <w:pStyle w:val="ListBullet"/>
-        <w:spacing w:after="40" w:before="0"/>
+        <w:spacing w:after="60" w:before="0"/>
+        <w:ind w:left="360" w:hanging="360"/>
       </w:pPr>
+      <w:r>
+        <w:rPr>
+          <w:rFonts w:ascii="Calibri" w:hAnsi="Calibri"/>
+          <w:sz w:val="22"/>
+        </w:rPr>
+        <w:t xml:space="preserve">• </w:t>
+      </w:r>
       <w:r>
         <w:t>Digital twin integration patterns</w:t>
       </w:r>
     </w:p>
     <w:p>
       <w:pPr>
-        <w:pStyle w:val="ListBullet"/>
-        <w:spacing w:after="40" w:before="0"/>
+        <w:spacing w:after="60" w:before="0"/>
+        <w:ind w:left="360" w:hanging="360"/>
       </w:pPr>
+      <w:r>
+        <w:rPr>
+          <w:rFonts w:ascii="Calibri" w:hAnsi="Calibri"/>
+          <w:sz w:val="22"/>
+        </w:rPr>
+        <w:t xml:space="preserve">• </w:t>
+      </w:r>
       <w:r>
         <w:t>Platform modules and their relationships</w:t>
       </w:r>
     </w:p>
     <w:p>
       <w:pPr>
-        <w:pStyle w:val="ListBullet"/>
-        <w:spacing w:after="40" w:before="0"/>
+        <w:spacing w:after="60" w:before="0"/>
+        <w:ind w:left="360" w:hanging="360"/>
       </w:pPr>
+      <w:r>
+        <w:rPr>
+          <w:rFonts w:ascii="Calibri" w:hAnsi="Calibri"/>
+          <w:sz w:val="22"/>
+        </w:rPr>
+        <w:t xml:space="preserve">• </w:t>
+      </w:r>
       <w:r>
         <w:t>Technical implementation approach</w:t>
       </w:r>
@@ -3196,27 +2370,48 @@
     </w:p>
     <w:p>
       <w:pPr>
-        <w:pStyle w:val="ListBullet"/>
-        <w:spacing w:after="40" w:before="0"/>
+        <w:spacing w:after="60" w:before="120"/>
+        <w:ind w:left="360" w:hanging="360"/>
       </w:pPr>
+      <w:r>
+        <w:rPr>
+          <w:rFonts w:ascii="Calibri" w:hAnsi="Calibri"/>
+          <w:sz w:val="22"/>
+        </w:rPr>
+        <w:t xml:space="preserve">• </w:t>
+      </w:r>
       <w:r>
         <w:t>User interface specifications</w:t>
       </w:r>
     </w:p>
     <w:p>
       <w:pPr>
-        <w:pStyle w:val="ListBullet"/>
-        <w:spacing w:after="40" w:before="0"/>
+        <w:spacing w:after="60" w:before="0"/>
+        <w:ind w:left="360" w:hanging="360"/>
       </w:pPr>
+      <w:r>
+        <w:rPr>
+          <w:rFonts w:ascii="Calibri" w:hAnsi="Calibri"/>
+          <w:sz w:val="22"/>
+        </w:rPr>
+        <w:t xml:space="preserve">• </w:t>
+      </w:r>
       <w:r>
         <w:t>Hyperledger blockchain integration details</w:t>
       </w:r>
     </w:p>
     <w:p>
       <w:pPr>
-        <w:pStyle w:val="ListBullet"/>
-        <w:spacing w:after="40" w:before="0"/>
+        <w:spacing w:after="60" w:before="0"/>
+        <w:ind w:left="360" w:hanging="360"/>
       </w:pPr>
+      <w:r>
+        <w:rPr>
+          <w:rFonts w:ascii="Calibri" w:hAnsi="Calibri"/>
+          <w:sz w:val="22"/>
+        </w:rPr>
+        <w:t xml:space="preserve">• </w:t>
+      </w:r>
       <w:r>
         <w:t>Individual module PRDs (Operations Log, Experiment Manager, etc.)</w:t>
       </w:r>
@@ -3523,7 +2718,7 @@
                 <w:rFonts w:ascii="Calibri" w:hAnsi="Calibri"/>
               </w:rPr>
             </w:r>
-            <w:hyperlink r:id="rId22">
+            <w:hyperlink r:id="rId25">
               <w:r>
                 <w:rPr>
                   <w:color w:val="0000FF"/>
@@ -3622,7 +2817,7 @@
                 <w:rFonts w:ascii="Calibri" w:hAnsi="Calibri"/>
               </w:rPr>
             </w:r>
-            <w:hyperlink r:id="rId23">
+            <w:hyperlink r:id="rId26">
               <w:r>
                 <w:rPr>
                   <w:color w:val="0000FF"/>
@@ -3721,7 +2916,7 @@
                 <w:rFonts w:ascii="Calibri" w:hAnsi="Calibri"/>
               </w:rPr>
             </w:r>
-            <w:hyperlink r:id="rId24">
+            <w:hyperlink r:id="rId27">
               <w:r>
                 <w:rPr>
                   <w:color w:val="0000FF"/>
@@ -3820,7 +3015,7 @@
                 <w:rFonts w:ascii="Calibri" w:hAnsi="Calibri"/>
               </w:rPr>
             </w:r>
-            <w:hyperlink r:id="rId25">
+            <w:hyperlink r:id="rId28">
               <w:r>
                 <w:rPr>
                   <w:color w:val="0000FF"/>
@@ -4226,6 +3421,132 @@
                 <w:rFonts w:ascii="Calibri" w:hAnsi="Calibri"/>
               </w:rPr>
               <w:t>Off</w:t>
+            </w:r>
+          </w:p>
+        </w:tc>
+      </w:tr>
+      <w:tr>
+        <w:tc>
+          <w:tcPr>
+            <w:tcW w:type="dxa" w:w="2160"/>
+            <w:vAlign w:val="top"/>
+          </w:tcPr>
+          <w:p>
+            <w:pPr>
+              <w:spacing w:after="80" w:before="0"/>
+            </w:pPr>
+            <w:r>
+              <w:rPr>
+                <w:rFonts w:ascii="Calibri" w:hAnsi="Calibri"/>
+              </w:rPr>
+            </w:r>
+            <w:r>
+              <w:rPr>
+                <w:rFonts w:ascii="Calibri" w:hAnsi="Calibri"/>
+                <w:b/>
+              </w:rPr>
+              <w:t>neut CLI + Agents</w:t>
+            </w:r>
+          </w:p>
+        </w:tc>
+        <w:tc>
+          <w:tcPr>
+            <w:tcW w:type="dxa" w:w="2160"/>
+            <w:vAlign w:val="top"/>
+          </w:tcPr>
+          <w:p>
+            <w:pPr>
+              <w:spacing w:after="80" w:before="0"/>
+            </w:pPr>
+            <w:r>
+              <w:rPr>
+                <w:rFonts w:ascii="Calibri" w:hAnsi="Calibri"/>
+              </w:rPr>
+            </w:r>
+            <w:r>
+              <w:rPr>
+                <w:rFonts w:ascii="Courier New" w:hAnsi="Courier New"/>
+                <w:sz w:val="20"/>
+              </w:rPr>
+              <w:t>neut chat</w:t>
+            </w:r>
+            <w:r>
+              <w:rPr>
+                <w:rFonts w:ascii="Calibri" w:hAnsi="Calibri"/>
+              </w:rPr>
+              <w:t xml:space="preserve">, </w:t>
+            </w:r>
+            <w:r>
+              <w:rPr>
+                <w:rFonts w:ascii="Courier New" w:hAnsi="Courier New"/>
+                <w:sz w:val="20"/>
+              </w:rPr>
+              <w:t>neut sense</w:t>
+            </w:r>
+            <w:r>
+              <w:rPr>
+                <w:rFonts w:ascii="Calibri" w:hAnsi="Calibri"/>
+              </w:rPr>
+              <w:t xml:space="preserve">, export-control routing, </w:t>
+            </w:r>
+            <w:r>
+              <w:rPr>
+                <w:rFonts w:ascii="Courier New" w:hAnsi="Courier New"/>
+                <w:sz w:val="20"/>
+              </w:rPr>
+              <w:t>neut settings</w:t>
+            </w:r>
+          </w:p>
+        </w:tc>
+        <w:tc>
+          <w:tcPr>
+            <w:tcW w:type="dxa" w:w="2160"/>
+            <w:vAlign w:val="top"/>
+          </w:tcPr>
+          <w:p>
+            <w:pPr>
+              <w:spacing w:after="80" w:before="0"/>
+            </w:pPr>
+            <w:r>
+              <w:rPr>
+                <w:rFonts w:ascii="Calibri" w:hAnsi="Calibri"/>
+              </w:rPr>
+            </w:r>
+            <w:r>
+              <w:rPr>
+                <w:rFonts w:ascii="Calibri" w:hAnsi="Calibri"/>
+              </w:rPr>
+            </w:r>
+            <w:hyperlink r:id="rId29">
+              <w:r>
+                <w:rPr>
+                  <w:color w:val="0000FF"/>
+                  <w:u w:val="single"/>
+                </w:rPr>
+                <w:t>Agent PRD</w:t>
+              </w:r>
+            </w:hyperlink>
+          </w:p>
+        </w:tc>
+        <w:tc>
+          <w:tcPr>
+            <w:tcW w:type="dxa" w:w="2160"/>
+            <w:vAlign w:val="top"/>
+          </w:tcPr>
+          <w:p>
+            <w:pPr>
+              <w:spacing w:after="80" w:before="0"/>
+            </w:pPr>
+            <w:r>
+              <w:rPr>
+                <w:rFonts w:ascii="Calibri" w:hAnsi="Calibri"/>
+              </w:rPr>
+            </w:r>
+            <w:r>
+              <w:rPr>
+                <w:rFonts w:ascii="Calibri" w:hAnsi="Calibri"/>
+              </w:rPr>
+              <w:t>On</w:t>
             </w:r>
           </w:p>
         </w:tc>
@@ -4356,7 +3677,7 @@
                     <pic:cNvPicPr/>
                   </pic:nvPicPr>
                   <pic:blipFill>
-                    <a:blip r:embed="rId26"/>
+                    <a:blip r:embed="rId30"/>
                     <a:stretch>
                       <a:fillRect/>
                     </a:stretch>
@@ -5627,7 +4948,7 @@
                     <pic:cNvPicPr/>
                   </pic:nvPicPr>
                   <pic:blipFill>
-                    <a:blip r:embed="rId27"/>
+                    <a:blip r:embed="rId31"/>
                     <a:stretch>
                       <a:fillRect/>
                     </a:stretch>
@@ -6556,9 +5877,16 @@
     </w:p>
     <w:p>
       <w:pPr>
-        <w:pStyle w:val="ListNumber"/>
-        <w:spacing w:after="40" w:before="0"/>
+        <w:spacing w:after="60" w:before="120"/>
+        <w:ind w:left="360" w:hanging="360"/>
       </w:pPr>
+      <w:r>
+        <w:rPr>
+          <w:rFonts w:ascii="Calibri" w:hAnsi="Calibri"/>
+          <w:sz w:val="22"/>
+        </w:rPr>
+        <w:t xml:space="preserve">• </w:t>
+      </w:r>
       <w:r>
         <w:rPr>
           <w:b/>
@@ -6571,9 +5899,16 @@
     </w:p>
     <w:p>
       <w:pPr>
-        <w:pStyle w:val="ListNumber"/>
-        <w:spacing w:after="40" w:before="0"/>
+        <w:spacing w:after="60" w:before="0"/>
+        <w:ind w:left="360" w:hanging="360"/>
       </w:pPr>
+      <w:r>
+        <w:rPr>
+          <w:rFonts w:ascii="Calibri" w:hAnsi="Calibri"/>
+          <w:sz w:val="22"/>
+        </w:rPr>
+        <w:t xml:space="preserve">• </w:t>
+      </w:r>
       <w:r>
         <w:rPr>
           <w:b/>
@@ -6586,9 +5921,16 @@
     </w:p>
     <w:p>
       <w:pPr>
-        <w:pStyle w:val="ListNumber"/>
-        <w:spacing w:after="40" w:before="0"/>
+        <w:spacing w:after="60" w:before="0"/>
+        <w:ind w:left="360" w:hanging="360"/>
       </w:pPr>
+      <w:r>
+        <w:rPr>
+          <w:rFonts w:ascii="Calibri" w:hAnsi="Calibri"/>
+          <w:sz w:val="22"/>
+        </w:rPr>
+        <w:t xml:space="preserve">• </w:t>
+      </w:r>
       <w:r>
         <w:rPr>
           <w:b/>
@@ -6601,9 +5943,16 @@
     </w:p>
     <w:p>
       <w:pPr>
-        <w:pStyle w:val="ListNumber"/>
-        <w:spacing w:after="40" w:before="0"/>
+        <w:spacing w:after="60" w:before="0"/>
+        <w:ind w:left="360" w:hanging="360"/>
       </w:pPr>
+      <w:r>
+        <w:rPr>
+          <w:rFonts w:ascii="Calibri" w:hAnsi="Calibri"/>
+          <w:sz w:val="22"/>
+        </w:rPr>
+        <w:t xml:space="preserve">• </w:t>
+      </w:r>
       <w:r>
         <w:rPr>
           <w:b/>
@@ -6616,9 +5965,16 @@
     </w:p>
     <w:p>
       <w:pPr>
-        <w:pStyle w:val="ListNumber"/>
-        <w:spacing w:after="40" w:before="0"/>
+        <w:spacing w:after="60" w:before="0"/>
+        <w:ind w:left="360" w:hanging="360"/>
       </w:pPr>
+      <w:r>
+        <w:rPr>
+          <w:rFonts w:ascii="Calibri" w:hAnsi="Calibri"/>
+          <w:sz w:val="22"/>
+        </w:rPr>
+        <w:t xml:space="preserve">• </w:t>
+      </w:r>
       <w:r>
         <w:rPr>
           <w:b/>
@@ -6631,9 +5987,16 @@
     </w:p>
     <w:p>
       <w:pPr>
-        <w:pStyle w:val="ListNumber"/>
-        <w:spacing w:after="40" w:before="0"/>
+        <w:spacing w:after="60" w:before="0"/>
+        <w:ind w:left="360" w:hanging="360"/>
       </w:pPr>
+      <w:r>
+        <w:rPr>
+          <w:rFonts w:ascii="Calibri" w:hAnsi="Calibri"/>
+          <w:sz w:val="22"/>
+        </w:rPr>
+        <w:t xml:space="preserve">• </w:t>
+      </w:r>
       <w:r>
         <w:rPr>
           <w:b/>
@@ -7686,6 +7049,526 @@
           </w:p>
         </w:tc>
       </w:tr>
+      <w:tr>
+        <w:tc>
+          <w:tcPr>
+            <w:tcW w:type="dxa" w:w="2880"/>
+            <w:vAlign w:val="top"/>
+          </w:tcPr>
+          <w:p>
+            <w:pPr>
+              <w:spacing w:after="80" w:before="0"/>
+            </w:pPr>
+            <w:r>
+              <w:rPr>
+                <w:rFonts w:ascii="Calibri" w:hAnsi="Calibri"/>
+              </w:rPr>
+            </w:r>
+            <w:r>
+              <w:rPr>
+                <w:rFonts w:ascii="Calibri" w:hAnsi="Calibri"/>
+              </w:rPr>
+              <w:t>LLM Routing</w:t>
+            </w:r>
+          </w:p>
+        </w:tc>
+        <w:tc>
+          <w:tcPr>
+            <w:tcW w:type="dxa" w:w="2880"/>
+            <w:vAlign w:val="top"/>
+          </w:tcPr>
+          <w:p>
+            <w:pPr>
+              <w:spacing w:after="80" w:before="0"/>
+            </w:pPr>
+            <w:r>
+              <w:rPr>
+                <w:rFonts w:ascii="Calibri" w:hAnsi="Calibri"/>
+              </w:rPr>
+            </w:r>
+            <w:r>
+              <w:rPr>
+                <w:rFonts w:ascii="Courier New" w:hAnsi="Courier New"/>
+                <w:sz w:val="20"/>
+              </w:rPr>
+              <w:t>QueryRouter</w:t>
+            </w:r>
+            <w:r>
+              <w:rPr>
+                <w:rFonts w:ascii="Calibri" w:hAnsi="Calibri"/>
+              </w:rPr>
+              <w:t xml:space="preserve"> (keyword + Ollama SLM)</w:t>
+            </w:r>
+          </w:p>
+        </w:tc>
+        <w:tc>
+          <w:tcPr>
+            <w:tcW w:type="dxa" w:w="2880"/>
+            <w:vAlign w:val="top"/>
+          </w:tcPr>
+          <w:p>
+            <w:pPr>
+              <w:spacing w:after="80" w:before="0"/>
+            </w:pPr>
+            <w:r>
+              <w:rPr>
+                <w:rFonts w:ascii="Calibri" w:hAnsi="Calibri"/>
+              </w:rPr>
+            </w:r>
+            <w:r>
+              <w:rPr>
+                <w:rFonts w:ascii="Calibri" w:hAnsi="Calibri"/>
+              </w:rPr>
+              <w:t>Export control safety — no cloud call decides routing</w:t>
+            </w:r>
+          </w:p>
+        </w:tc>
+      </w:tr>
+      <w:tr>
+        <w:tc>
+          <w:tcPr>
+            <w:tcW w:type="dxa" w:w="2880"/>
+            <w:vAlign w:val="top"/>
+          </w:tcPr>
+          <w:p>
+            <w:pPr>
+              <w:spacing w:after="80" w:before="0"/>
+            </w:pPr>
+            <w:r>
+              <w:rPr>
+                <w:rFonts w:ascii="Calibri" w:hAnsi="Calibri"/>
+              </w:rPr>
+            </w:r>
+            <w:r>
+              <w:rPr>
+                <w:rFonts w:ascii="Calibri" w:hAnsi="Calibri"/>
+              </w:rPr>
+              <w:t>LLM Tiers</w:t>
+            </w:r>
+          </w:p>
+        </w:tc>
+        <w:tc>
+          <w:tcPr>
+            <w:tcW w:type="dxa" w:w="2880"/>
+            <w:vAlign w:val="top"/>
+          </w:tcPr>
+          <w:p>
+            <w:pPr>
+              <w:spacing w:after="80" w:before="0"/>
+            </w:pPr>
+            <w:r>
+              <w:rPr>
+                <w:rFonts w:ascii="Calibri" w:hAnsi="Calibri"/>
+              </w:rPr>
+            </w:r>
+            <w:r>
+              <w:rPr>
+                <w:rFonts w:ascii="Courier New" w:hAnsi="Courier New"/>
+                <w:sz w:val="20"/>
+              </w:rPr>
+              <w:t>public</w:t>
+            </w:r>
+            <w:r>
+              <w:rPr>
+                <w:rFonts w:ascii="Calibri" w:hAnsi="Calibri"/>
+              </w:rPr>
+              <w:t xml:space="preserve"> (cloud) / </w:t>
+            </w:r>
+            <w:r>
+              <w:rPr>
+                <w:rFonts w:ascii="Courier New" w:hAnsi="Courier New"/>
+                <w:sz w:val="20"/>
+              </w:rPr>
+              <w:t>export_controlled</w:t>
+            </w:r>
+            <w:r>
+              <w:rPr>
+                <w:rFonts w:ascii="Calibri" w:hAnsi="Calibri"/>
+              </w:rPr>
+              <w:t xml:space="preserve"> (UT VPN, qwen-rascal)</w:t>
+            </w:r>
+          </w:p>
+        </w:tc>
+        <w:tc>
+          <w:tcPr>
+            <w:tcW w:type="dxa" w:w="2880"/>
+            <w:vAlign w:val="top"/>
+          </w:tcPr>
+          <w:p>
+            <w:pPr>
+              <w:spacing w:after="80" w:before="0"/>
+            </w:pPr>
+            <w:r>
+              <w:rPr>
+                <w:rFonts w:ascii="Calibri" w:hAnsi="Calibri"/>
+              </w:rPr>
+            </w:r>
+            <w:r>
+              <w:rPr>
+                <w:rFonts w:ascii="Calibri" w:hAnsi="Calibri"/>
+              </w:rPr>
+              <w:t>Sensitive nuclear content never reaches cloud APIs</w:t>
+            </w:r>
+          </w:p>
+        </w:tc>
+      </w:tr>
+      <w:tr>
+        <w:tc>
+          <w:tcPr>
+            <w:tcW w:type="dxa" w:w="2880"/>
+            <w:vAlign w:val="top"/>
+          </w:tcPr>
+          <w:p>
+            <w:pPr>
+              <w:spacing w:after="80" w:before="0"/>
+            </w:pPr>
+            <w:r>
+              <w:rPr>
+                <w:rFonts w:ascii="Calibri" w:hAnsi="Calibri"/>
+              </w:rPr>
+            </w:r>
+            <w:r>
+              <w:rPr>
+                <w:rFonts w:ascii="Calibri" w:hAnsi="Calibri"/>
+              </w:rPr>
+              <w:t>Settings</w:t>
+            </w:r>
+          </w:p>
+        </w:tc>
+        <w:tc>
+          <w:tcPr>
+            <w:tcW w:type="dxa" w:w="2880"/>
+            <w:vAlign w:val="top"/>
+          </w:tcPr>
+          <w:p>
+            <w:pPr>
+              <w:spacing w:after="80" w:before="0"/>
+            </w:pPr>
+            <w:r>
+              <w:rPr>
+                <w:rFonts w:ascii="Calibri" w:hAnsi="Calibri"/>
+              </w:rPr>
+            </w:r>
+            <w:r>
+              <w:rPr>
+                <w:rFonts w:ascii="Courier New" w:hAnsi="Courier New"/>
+                <w:sz w:val="20"/>
+              </w:rPr>
+              <w:t>neut settings</w:t>
+            </w:r>
+            <w:r>
+              <w:rPr>
+                <w:rFonts w:ascii="Calibri" w:hAnsi="Calibri"/>
+              </w:rPr>
+              <w:t xml:space="preserve"> (global </w:t>
+            </w:r>
+            <w:r>
+              <w:rPr>
+                <w:rFonts w:ascii="Courier New" w:hAnsi="Courier New"/>
+                <w:sz w:val="20"/>
+              </w:rPr>
+              <w:t>~/.neut/</w:t>
+            </w:r>
+            <w:r>
+              <w:rPr>
+                <w:rFonts w:ascii="Calibri" w:hAnsi="Calibri"/>
+              </w:rPr>
+              <w:t xml:space="preserve"> + project </w:t>
+            </w:r>
+            <w:r>
+              <w:rPr>
+                <w:rFonts w:ascii="Courier New" w:hAnsi="Courier New"/>
+                <w:sz w:val="20"/>
+              </w:rPr>
+              <w:t>.neut/</w:t>
+            </w:r>
+            <w:r>
+              <w:rPr>
+                <w:rFonts w:ascii="Calibri" w:hAnsi="Calibri"/>
+              </w:rPr>
+              <w:t>)</w:t>
+            </w:r>
+          </w:p>
+        </w:tc>
+        <w:tc>
+          <w:tcPr>
+            <w:tcW w:type="dxa" w:w="2880"/>
+            <w:vAlign w:val="top"/>
+          </w:tcPr>
+          <w:p>
+            <w:pPr>
+              <w:spacing w:after="80" w:before="0"/>
+            </w:pPr>
+            <w:r>
+              <w:rPr>
+                <w:rFonts w:ascii="Calibri" w:hAnsi="Calibri"/>
+              </w:rPr>
+            </w:r>
+            <w:r>
+              <w:rPr>
+                <w:rFonts w:ascii="Calibri" w:hAnsi="Calibri"/>
+              </w:rPr>
+              <w:t>Claude Code-style UX; separate from facility config</w:t>
+            </w:r>
+          </w:p>
+        </w:tc>
+      </w:tr>
+      <w:tr>
+        <w:tc>
+          <w:tcPr>
+            <w:tcW w:type="dxa" w:w="2880"/>
+            <w:vAlign w:val="top"/>
+          </w:tcPr>
+          <w:p>
+            <w:pPr>
+              <w:spacing w:after="80" w:before="0"/>
+            </w:pPr>
+            <w:r>
+              <w:rPr>
+                <w:rFonts w:ascii="Calibri" w:hAnsi="Calibri"/>
+              </w:rPr>
+            </w:r>
+            <w:r>
+              <w:rPr>
+                <w:rFonts w:ascii="Calibri" w:hAnsi="Calibri"/>
+              </w:rPr>
+              <w:t>RAG Store</w:t>
+            </w:r>
+          </w:p>
+        </w:tc>
+        <w:tc>
+          <w:tcPr>
+            <w:tcW w:type="dxa" w:w="2880"/>
+            <w:vAlign w:val="top"/>
+          </w:tcPr>
+          <w:p>
+            <w:pPr>
+              <w:spacing w:after="80" w:before="0"/>
+            </w:pPr>
+            <w:r>
+              <w:rPr>
+                <w:rFonts w:ascii="Calibri" w:hAnsi="Calibri"/>
+              </w:rPr>
+            </w:r>
+            <w:r>
+              <w:rPr>
+                <w:rFonts w:ascii="Calibri" w:hAnsi="Calibri"/>
+              </w:rPr>
+              <w:t xml:space="preserve">pgvector, </w:t>
+            </w:r>
+            <w:r>
+              <w:rPr>
+                <w:rFonts w:ascii="Courier New" w:hAnsi="Courier New"/>
+                <w:sz w:val="20"/>
+              </w:rPr>
+              <w:t>access_tier</w:t>
+            </w:r>
+            <w:r>
+              <w:rPr>
+                <w:rFonts w:ascii="Calibri" w:hAnsi="Calibri"/>
+              </w:rPr>
+              <w:t xml:space="preserve"> × </w:t>
+            </w:r>
+            <w:r>
+              <w:rPr>
+                <w:rFonts w:ascii="Courier New" w:hAnsi="Courier New"/>
+                <w:sz w:val="20"/>
+              </w:rPr>
+              <w:t>scope</w:t>
+            </w:r>
+            <w:r>
+              <w:rPr>
+                <w:rFonts w:ascii="Calibri" w:hAnsi="Calibri"/>
+              </w:rPr>
+              <w:t xml:space="preserve"> two-dimensional model</w:t>
+            </w:r>
+          </w:p>
+        </w:tc>
+        <w:tc>
+          <w:tcPr>
+            <w:tcW w:type="dxa" w:w="2880"/>
+            <w:vAlign w:val="top"/>
+          </w:tcPr>
+          <w:p>
+            <w:pPr>
+              <w:spacing w:after="80" w:before="0"/>
+            </w:pPr>
+            <w:r>
+              <w:rPr>
+                <w:rFonts w:ascii="Calibri" w:hAnsi="Calibri"/>
+              </w:rPr>
+            </w:r>
+            <w:r>
+              <w:rPr>
+                <w:rFonts w:ascii="Calibri" w:hAnsi="Calibri"/>
+              </w:rPr>
+              <w:t>Single store; isolation enforced at query time, not topology</w:t>
+            </w:r>
+          </w:p>
+        </w:tc>
+      </w:tr>
+      <w:tr>
+        <w:tc>
+          <w:tcPr>
+            <w:tcW w:type="dxa" w:w="2880"/>
+            <w:vAlign w:val="top"/>
+          </w:tcPr>
+          <w:p>
+            <w:pPr>
+              <w:spacing w:after="80" w:before="0"/>
+            </w:pPr>
+            <w:r>
+              <w:rPr>
+                <w:rFonts w:ascii="Calibri" w:hAnsi="Calibri"/>
+              </w:rPr>
+            </w:r>
+            <w:r>
+              <w:rPr>
+                <w:rFonts w:ascii="Calibri" w:hAnsi="Calibri"/>
+              </w:rPr>
+              <w:t>Embeddings</w:t>
+            </w:r>
+          </w:p>
+        </w:tc>
+        <w:tc>
+          <w:tcPr>
+            <w:tcW w:type="dxa" w:w="2880"/>
+            <w:vAlign w:val="top"/>
+          </w:tcPr>
+          <w:p>
+            <w:pPr>
+              <w:spacing w:after="80" w:before="0"/>
+            </w:pPr>
+            <w:r>
+              <w:rPr>
+                <w:rFonts w:ascii="Calibri" w:hAnsi="Calibri"/>
+              </w:rPr>
+            </w:r>
+            <w:r>
+              <w:rPr>
+                <w:rFonts w:ascii="Calibri" w:hAnsi="Calibri"/>
+              </w:rPr>
+              <w:t xml:space="preserve">Provider-abstracted via </w:t>
+            </w:r>
+            <w:r>
+              <w:rPr>
+                <w:rFonts w:ascii="Courier New" w:hAnsi="Courier New"/>
+                <w:sz w:val="20"/>
+              </w:rPr>
+              <w:t>models.toml</w:t>
+            </w:r>
+            <w:r>
+              <w:rPr>
+                <w:rFonts w:ascii="Calibri" w:hAnsi="Calibri"/>
+              </w:rPr>
+              <w:t xml:space="preserve"> (</w:t>
+            </w:r>
+            <w:r>
+              <w:rPr>
+                <w:rFonts w:ascii="Courier New" w:hAnsi="Courier New"/>
+                <w:sz w:val="20"/>
+              </w:rPr>
+              <w:t>use_for = ["embedding"]</w:t>
+            </w:r>
+            <w:r>
+              <w:rPr>
+                <w:rFonts w:ascii="Calibri" w:hAnsi="Calibri"/>
+              </w:rPr>
+              <w:t>)</w:t>
+            </w:r>
+          </w:p>
+        </w:tc>
+        <w:tc>
+          <w:tcPr>
+            <w:tcW w:type="dxa" w:w="2880"/>
+            <w:vAlign w:val="top"/>
+          </w:tcPr>
+          <w:p>
+            <w:pPr>
+              <w:spacing w:after="80" w:before="0"/>
+            </w:pPr>
+            <w:r>
+              <w:rPr>
+                <w:rFonts w:ascii="Calibri" w:hAnsi="Calibri"/>
+              </w:rPr>
+            </w:r>
+            <w:r>
+              <w:rPr>
+                <w:rFonts w:ascii="Calibri" w:hAnsi="Calibri"/>
+              </w:rPr>
+              <w:t>EC content embedded locally (Ollama); public content via cloud</w:t>
+            </w:r>
+          </w:p>
+        </w:tc>
+      </w:tr>
+      <w:tr>
+        <w:tc>
+          <w:tcPr>
+            <w:tcW w:type="dxa" w:w="2880"/>
+            <w:vAlign w:val="top"/>
+          </w:tcPr>
+          <w:p>
+            <w:pPr>
+              <w:spacing w:after="80" w:before="0"/>
+            </w:pPr>
+            <w:r>
+              <w:rPr>
+                <w:rFonts w:ascii="Calibri" w:hAnsi="Calibri"/>
+              </w:rPr>
+            </w:r>
+            <w:r>
+              <w:rPr>
+                <w:rFonts w:ascii="Calibri" w:hAnsi="Calibri"/>
+              </w:rPr>
+              <w:t>Prompt Evals</w:t>
+            </w:r>
+          </w:p>
+        </w:tc>
+        <w:tc>
+          <w:tcPr>
+            <w:tcW w:type="dxa" w:w="2880"/>
+            <w:vAlign w:val="top"/>
+          </w:tcPr>
+          <w:p>
+            <w:pPr>
+              <w:spacing w:after="80" w:before="0"/>
+            </w:pPr>
+            <w:r>
+              <w:rPr>
+                <w:rFonts w:ascii="Calibri" w:hAnsi="Calibri"/>
+              </w:rPr>
+            </w:r>
+            <w:r>
+              <w:rPr>
+                <w:rFonts w:ascii="Calibri" w:hAnsi="Calibri"/>
+              </w:rPr>
+              <w:t>promptfoo (MIT open-source)</w:t>
+            </w:r>
+          </w:p>
+        </w:tc>
+        <w:tc>
+          <w:tcPr>
+            <w:tcW w:type="dxa" w:w="2880"/>
+            <w:vAlign w:val="top"/>
+          </w:tcPr>
+          <w:p>
+            <w:pPr>
+              <w:spacing w:after="80" w:before="0"/>
+            </w:pPr>
+            <w:r>
+              <w:rPr>
+                <w:rFonts w:ascii="Calibri" w:hAnsi="Calibri"/>
+              </w:rPr>
+            </w:r>
+            <w:r>
+              <w:rPr>
+                <w:rFonts w:ascii="Calibri" w:hAnsi="Calibri"/>
+              </w:rPr>
+              <w:t>YAML-based LLM eval + adversarial redteam; Ollama judge for zero API cost</w:t>
+            </w:r>
+          </w:p>
+        </w:tc>
+      </w:tr>
     </w:tbl>
     <w:p/>
     <w:p>
@@ -9309,9 +9192,16 @@
     </w:p>
     <w:p>
       <w:pPr>
-        <w:pStyle w:val="ListNumber"/>
-        <w:spacing w:after="40" w:before="0"/>
+        <w:spacing w:after="60" w:before="120"/>
+        <w:ind w:left="360" w:hanging="360"/>
       </w:pPr>
+      <w:r>
+        <w:rPr>
+          <w:rFonts w:ascii="Calibri" w:hAnsi="Calibri"/>
+          <w:sz w:val="22"/>
+        </w:rPr>
+        <w:t xml:space="preserve">• </w:t>
+      </w:r>
       <w:r>
         <w:rPr>
           <w:b/>
@@ -9331,9 +9221,16 @@
     </w:p>
     <w:p>
       <w:pPr>
-        <w:pStyle w:val="ListNumber"/>
-        <w:spacing w:after="40" w:before="0"/>
+        <w:spacing w:after="60" w:before="0"/>
+        <w:ind w:left="360" w:hanging="360"/>
       </w:pPr>
+      <w:r>
+        <w:rPr>
+          <w:rFonts w:ascii="Calibri" w:hAnsi="Calibri"/>
+          <w:sz w:val="22"/>
+        </w:rPr>
+        <w:t xml:space="preserve">• </w:t>
+      </w:r>
       <w:r>
         <w:rPr>
           <w:b/>
@@ -9353,9 +9250,16 @@
     </w:p>
     <w:p>
       <w:pPr>
-        <w:pStyle w:val="ListNumber"/>
-        <w:spacing w:after="40" w:before="0"/>
+        <w:spacing w:after="60" w:before="0"/>
+        <w:ind w:left="360" w:hanging="360"/>
       </w:pPr>
+      <w:r>
+        <w:rPr>
+          <w:rFonts w:ascii="Calibri" w:hAnsi="Calibri"/>
+          <w:sz w:val="22"/>
+        </w:rPr>
+        <w:t xml:space="preserve">• </w:t>
+      </w:r>
       <w:r>
         <w:rPr>
           <w:b/>
@@ -9375,9 +9279,16 @@
     </w:p>
     <w:p>
       <w:pPr>
-        <w:pStyle w:val="ListNumber"/>
-        <w:spacing w:after="40" w:before="0"/>
+        <w:spacing w:after="60" w:before="0"/>
+        <w:ind w:left="360" w:hanging="360"/>
       </w:pPr>
+      <w:r>
+        <w:rPr>
+          <w:rFonts w:ascii="Calibri" w:hAnsi="Calibri"/>
+          <w:sz w:val="22"/>
+        </w:rPr>
+        <w:t xml:space="preserve">• </w:t>
+      </w:r>
       <w:r>
         <w:rPr>
           <w:b/>
@@ -10166,9 +10077,16 @@
     </w:p>
     <w:p>
       <w:pPr>
-        <w:pStyle w:val="ListBullet"/>
-        <w:spacing w:after="40" w:before="0"/>
+        <w:spacing w:after="60" w:before="120"/>
+        <w:ind w:left="360" w:hanging="360"/>
       </w:pPr>
+      <w:r>
+        <w:rPr>
+          <w:rFonts w:ascii="Calibri" w:hAnsi="Calibri"/>
+          <w:sz w:val="22"/>
+        </w:rPr>
+        <w:t xml:space="preserve">• </w:t>
+      </w:r>
       <w:r>
         <w:rPr>
           <w:b/>
@@ -10181,9 +10099,16 @@
     </w:p>
     <w:p>
       <w:pPr>
-        <w:pStyle w:val="ListBullet"/>
-        <w:spacing w:after="40" w:before="0"/>
+        <w:spacing w:after="60" w:before="0"/>
+        <w:ind w:left="360" w:hanging="360"/>
       </w:pPr>
+      <w:r>
+        <w:rPr>
+          <w:rFonts w:ascii="Calibri" w:hAnsi="Calibri"/>
+          <w:sz w:val="22"/>
+        </w:rPr>
+        <w:t xml:space="preserve">• </w:t>
+      </w:r>
       <w:r>
         <w:rPr>
           <w:b/>
@@ -10209,9 +10134,16 @@
     </w:p>
     <w:p>
       <w:pPr>
-        <w:pStyle w:val="ListBullet"/>
-        <w:spacing w:after="40" w:before="0"/>
+        <w:spacing w:after="60" w:before="0"/>
+        <w:ind w:left="360" w:hanging="360"/>
       </w:pPr>
+      <w:r>
+        <w:rPr>
+          <w:rFonts w:ascii="Calibri" w:hAnsi="Calibri"/>
+          <w:sz w:val="22"/>
+        </w:rPr>
+        <w:t xml:space="preserve">• </w:t>
+      </w:r>
       <w:r>
         <w:rPr>
           <w:b/>
@@ -10224,9 +10156,16 @@
     </w:p>
     <w:p>
       <w:pPr>
-        <w:pStyle w:val="ListBullet"/>
-        <w:spacing w:after="40" w:before="0"/>
+        <w:spacing w:after="60" w:before="0"/>
+        <w:ind w:left="360" w:hanging="360"/>
       </w:pPr>
+      <w:r>
+        <w:rPr>
+          <w:rFonts w:ascii="Calibri" w:hAnsi="Calibri"/>
+          <w:sz w:val="22"/>
+        </w:rPr>
+        <w:t xml:space="preserve">• </w:t>
+      </w:r>
       <w:r>
         <w:rPr>
           <w:b/>
@@ -10281,36 +10220,64 @@
     </w:p>
     <w:p>
       <w:pPr>
-        <w:pStyle w:val="ListBullet"/>
-        <w:spacing w:after="40" w:before="0"/>
+        <w:spacing w:after="60" w:before="120"/>
+        <w:ind w:left="360" w:hanging="360"/>
       </w:pPr>
+      <w:r>
+        <w:rPr>
+          <w:rFonts w:ascii="Calibri" w:hAnsi="Calibri"/>
+          <w:sz w:val="22"/>
+        </w:rPr>
+        <w:t xml:space="preserve">• </w:t>
+      </w:r>
       <w:r>
         <w:t>Detailed closed-loop architecture diagrams</w:t>
       </w:r>
     </w:p>
     <w:p>
       <w:pPr>
-        <w:pStyle w:val="ListBullet"/>
-        <w:spacing w:after="40" w:before="0"/>
+        <w:spacing w:after="60" w:before="0"/>
+        <w:ind w:left="360" w:hanging="360"/>
       </w:pPr>
+      <w:r>
+        <w:rPr>
+          <w:rFonts w:ascii="Calibri" w:hAnsi="Calibri"/>
+          <w:sz w:val="22"/>
+        </w:rPr>
+        <w:t xml:space="preserve">• </w:t>
+      </w:r>
       <w:r>
         <w:t>Provider interface definitions (Rust traits + Python protocols)</w:t>
       </w:r>
     </w:p>
     <w:p>
       <w:pPr>
-        <w:pStyle w:val="ListBullet"/>
-        <w:spacing w:after="40" w:before="0"/>
+        <w:spacing w:after="60" w:before="0"/>
+        <w:ind w:left="360" w:hanging="360"/>
       </w:pPr>
+      <w:r>
+        <w:rPr>
+          <w:rFonts w:ascii="Calibri" w:hAnsi="Calibri"/>
+          <w:sz w:val="22"/>
+        </w:rPr>
+        <w:t xml:space="preserve">• </w:t>
+      </w:r>
       <w:r>
         <w:t>WASM surrogate runtime specification</w:t>
       </w:r>
     </w:p>
     <w:p>
       <w:pPr>
-        <w:pStyle w:val="ListBullet"/>
-        <w:spacing w:after="40" w:before="0"/>
+        <w:spacing w:after="60" w:before="0"/>
+        <w:ind w:left="360" w:hanging="360"/>
       </w:pPr>
+      <w:r>
+        <w:rPr>
+          <w:rFonts w:ascii="Calibri" w:hAnsi="Calibri"/>
+          <w:sz w:val="22"/>
+        </w:rPr>
+        <w:t xml:space="preserve">• </w:t>
+      </w:r>
       <w:r>
         <w:t>Performance targets and validation criteria</w:t>
       </w:r>
@@ -11105,9 +11072,16 @@
     </w:p>
     <w:p>
       <w:pPr>
-        <w:pStyle w:val="ListBullet"/>
-        <w:spacing w:after="40" w:before="0"/>
+        <w:spacing w:after="60" w:before="120"/>
+        <w:ind w:left="360" w:hanging="360"/>
       </w:pPr>
+      <w:r>
+        <w:rPr>
+          <w:rFonts w:ascii="Calibri" w:hAnsi="Calibri"/>
+          <w:sz w:val="22"/>
+        </w:rPr>
+        <w:t xml:space="preserve">• </w:t>
+      </w:r>
       <w:r>
         <w:rPr>
           <w:b/>
@@ -11120,9 +11094,16 @@
     </w:p>
     <w:p>
       <w:pPr>
-        <w:pStyle w:val="ListBullet"/>
-        <w:spacing w:after="40" w:before="0"/>
+        <w:spacing w:after="60" w:before="0"/>
+        <w:ind w:left="360" w:hanging="360"/>
       </w:pPr>
+      <w:r>
+        <w:rPr>
+          <w:rFonts w:ascii="Calibri" w:hAnsi="Calibri"/>
+          <w:sz w:val="22"/>
+        </w:rPr>
+        <w:t xml:space="preserve">• </w:t>
+      </w:r>
       <w:r>
         <w:rPr>
           <w:b/>
@@ -11135,9 +11116,16 @@
     </w:p>
     <w:p>
       <w:pPr>
-        <w:pStyle w:val="ListBullet"/>
-        <w:spacing w:after="40" w:before="0"/>
+        <w:spacing w:after="60" w:before="0"/>
+        <w:ind w:left="360" w:hanging="360"/>
       </w:pPr>
+      <w:r>
+        <w:rPr>
+          <w:rFonts w:ascii="Calibri" w:hAnsi="Calibri"/>
+          <w:sz w:val="22"/>
+        </w:rPr>
+        <w:t xml:space="preserve">• </w:t>
+      </w:r>
       <w:r>
         <w:rPr>
           <w:b/>
@@ -11150,9 +11138,16 @@
     </w:p>
     <w:p>
       <w:pPr>
-        <w:pStyle w:val="ListBullet"/>
-        <w:spacing w:after="40" w:before="0"/>
+        <w:spacing w:after="60" w:before="0"/>
+        <w:ind w:left="360" w:hanging="360"/>
       </w:pPr>
+      <w:r>
+        <w:rPr>
+          <w:rFonts w:ascii="Calibri" w:hAnsi="Calibri"/>
+          <w:sz w:val="22"/>
+        </w:rPr>
+        <w:t xml:space="preserve">• </w:t>
+      </w:r>
       <w:r>
         <w:rPr>
           <w:b/>
@@ -11176,36 +11171,64 @@
     </w:p>
     <w:p>
       <w:pPr>
-        <w:pStyle w:val="ListBullet"/>
-        <w:spacing w:after="40" w:before="0"/>
+        <w:spacing w:after="60" w:before="120"/>
+        <w:ind w:left="360" w:hanging="360"/>
       </w:pPr>
+      <w:r>
+        <w:rPr>
+          <w:rFonts w:ascii="Calibri" w:hAnsi="Calibri"/>
+          <w:sz w:val="22"/>
+        </w:rPr>
+        <w:t xml:space="preserve">• </w:t>
+      </w:r>
       <w:r>
         <w:t>Detailed medallion layer specifications</w:t>
       </w:r>
     </w:p>
     <w:p>
       <w:pPr>
-        <w:pStyle w:val="ListBullet"/>
-        <w:spacing w:after="40" w:before="0"/>
+        <w:spacing w:after="60" w:before="0"/>
+        <w:ind w:left="360" w:hanging="360"/>
       </w:pPr>
+      <w:r>
+        <w:rPr>
+          <w:rFonts w:ascii="Calibri" w:hAnsi="Calibri"/>
+          <w:sz w:val="22"/>
+        </w:rPr>
+        <w:t xml:space="preserve">• </w:t>
+      </w:r>
       <w:r>
         <w:t>Gold table schemas (reactor_hourly_metrics, xenon_state, fuel_burnup, etc.)</w:t>
       </w:r>
     </w:p>
     <w:p>
       <w:pPr>
-        <w:pStyle w:val="ListBullet"/>
-        <w:spacing w:after="40" w:before="0"/>
+        <w:spacing w:after="60" w:before="0"/>
+        <w:ind w:left="360" w:hanging="360"/>
       </w:pPr>
+      <w:r>
+        <w:rPr>
+          <w:rFonts w:ascii="Calibri" w:hAnsi="Calibri"/>
+          <w:sz w:val="22"/>
+        </w:rPr>
+        <w:t xml:space="preserve">• </w:t>
+      </w:r>
       <w:r>
         <w:t>Iceberg configuration and partitioning strategies</w:t>
       </w:r>
     </w:p>
     <w:p>
       <w:pPr>
-        <w:pStyle w:val="ListBullet"/>
-        <w:spacing w:after="40" w:before="0"/>
+        <w:spacing w:after="60" w:before="0"/>
+        <w:ind w:left="360" w:hanging="360"/>
       </w:pPr>
+      <w:r>
+        <w:rPr>
+          <w:rFonts w:ascii="Calibri" w:hAnsi="Calibri"/>
+          <w:sz w:val="22"/>
+        </w:rPr>
+        <w:t xml:space="preserve">• </w:t>
+      </w:r>
       <w:r>
         <w:t>Streaming architecture patterns</w:t>
       </w:r>
@@ -11253,7 +11276,7 @@
                     <pic:cNvPicPr/>
                   </pic:nvPicPr>
                   <pic:blipFill>
-                    <a:blip r:embed="rId28"/>
+                    <a:blip r:embed="rId32"/>
                     <a:stretch>
                       <a:fillRect/>
                     </a:stretch>
@@ -14177,7 +14200,7 @@
                 <w:rFonts w:ascii="Calibri" w:hAnsi="Calibri"/>
               </w:rPr>
             </w:r>
-            <w:hyperlink r:id="rId29">
+            <w:hyperlink r:id="rId33">
               <w:r>
                 <w:rPr>
                   <w:color w:val="0000FF"/>
@@ -14466,7 +14489,7 @@
                 <w:rFonts w:ascii="Calibri" w:hAnsi="Calibri"/>
               </w:rPr>
             </w:r>
-            <w:hyperlink r:id="rId30">
+            <w:hyperlink r:id="rId34">
               <w:r>
                 <w:rPr>
                   <w:color w:val="0000FF"/>
@@ -14586,7 +14609,7 @@
                     <pic:cNvPicPr/>
                   </pic:nvPicPr>
                   <pic:blipFill>
-                    <a:blip r:embed="rId31"/>
+                    <a:blip r:embed="rId35"/>
                     <a:stretch>
                       <a:fillRect/>
                     </a:stretch>
@@ -16679,7 +16702,7 @@
                     <pic:cNvPicPr/>
                   </pic:nvPicPr>
                   <pic:blipFill>
-                    <a:blip r:embed="rId32"/>
+                    <a:blip r:embed="rId36"/>
                     <a:stretch>
                       <a:fillRect/>
                     </a:stretch>
@@ -16758,9 +16781,16 @@
     </w:p>
     <w:p>
       <w:pPr>
-        <w:pStyle w:val="ListBullet"/>
-        <w:spacing w:after="40" w:before="0"/>
+        <w:spacing w:after="60" w:before="120"/>
+        <w:ind w:left="360" w:hanging="360"/>
       </w:pPr>
+      <w:r>
+        <w:rPr>
+          <w:rFonts w:ascii="Calibri" w:hAnsi="Calibri"/>
+          <w:sz w:val="22"/>
+        </w:rPr>
+        <w:t xml:space="preserve">• </w:t>
+      </w:r>
       <w:r>
         <w:t xml:space="preserve">Entries become </w:t>
       </w:r>
@@ -16776,9 +16806,16 @@
     </w:p>
     <w:p>
       <w:pPr>
-        <w:pStyle w:val="ListBullet"/>
-        <w:spacing w:after="40" w:before="0"/>
+        <w:spacing w:after="60" w:before="0"/>
+        <w:ind w:left="360" w:hanging="360"/>
       </w:pPr>
+      <w:r>
+        <w:rPr>
+          <w:rFonts w:ascii="Calibri" w:hAnsi="Calibri"/>
+          <w:sz w:val="22"/>
+        </w:rPr>
+        <w:t xml:space="preserve">• </w:t>
+      </w:r>
       <w:r>
         <w:rPr>
           <w:b/>
@@ -16791,9 +16828,16 @@
     </w:p>
     <w:p>
       <w:pPr>
-        <w:pStyle w:val="ListBullet"/>
-        <w:spacing w:after="40" w:before="0"/>
+        <w:spacing w:after="60" w:before="0"/>
+        <w:ind w:left="360" w:hanging="360"/>
       </w:pPr>
+      <w:r>
+        <w:rPr>
+          <w:rFonts w:ascii="Calibri" w:hAnsi="Calibri"/>
+          <w:sz w:val="22"/>
+        </w:rPr>
+        <w:t xml:space="preserve">• </w:t>
+      </w:r>
       <w:r>
         <w:rPr>
           <w:b/>
@@ -16806,9 +16850,16 @@
     </w:p>
     <w:p>
       <w:pPr>
-        <w:pStyle w:val="ListBullet"/>
-        <w:spacing w:after="40" w:before="0"/>
+        <w:spacing w:after="60" w:before="0"/>
+        <w:ind w:left="360" w:hanging="360"/>
       </w:pPr>
+      <w:r>
+        <w:rPr>
+          <w:rFonts w:ascii="Calibri" w:hAnsi="Calibri"/>
+          <w:sz w:val="22"/>
+        </w:rPr>
+        <w:t xml:space="preserve">• </w:t>
+      </w:r>
       <w:r>
         <w:t>Applies to: Reactor Ops Log, Experiment Log, Compliance records</w:t>
       </w:r>
@@ -16826,11 +16877,18 @@
     </w:p>
     <w:p>
       <w:pPr>
-        <w:pStyle w:val="ListBullet"/>
-        <w:spacing w:after="40" w:before="0"/>
+        <w:spacing w:after="60" w:before="120"/>
+        <w:ind w:left="360" w:hanging="360"/>
       </w:pPr>
+      <w:r>
+        <w:rPr>
+          <w:rFonts w:ascii="Calibri" w:hAnsi="Calibri"/>
+          <w:sz w:val="22"/>
+        </w:rPr>
+        <w:t xml:space="preserve">• </w:t>
+      </w:r>
       <w:r/>
-      <w:hyperlink r:id="rId33">
+      <w:hyperlink r:id="rId37">
         <w:r>
           <w:rPr>
             <w:color w:val="0000FF"/>
@@ -16842,14 +16900,21 @@
     </w:p>
     <w:p>
       <w:pPr>
-        <w:pStyle w:val="ListBullet"/>
-        <w:spacing w:after="40" w:before="0"/>
+        <w:spacing w:after="60" w:before="0"/>
+        <w:ind w:left="360" w:hanging="360"/>
       </w:pPr>
+      <w:r>
+        <w:rPr>
+          <w:rFonts w:ascii="Calibri" w:hAnsi="Calibri"/>
+          <w:sz w:val="22"/>
+        </w:rPr>
+        <w:t xml:space="preserve">• </w:t>
+      </w:r>
       <w:r/>
       <w:r>
         <w:t xml:space="preserve"> (experiments locked post-day)</w:t>
       </w:r>
-      <w:hyperlink r:id="rId23">
+      <w:hyperlink r:id="rId26">
         <w:r>
           <w:rPr>
             <w:color w:val="0000FF"/>
@@ -16861,14 +16926,21 @@
     </w:p>
     <w:p>
       <w:pPr>
-        <w:pStyle w:val="ListBullet"/>
-        <w:spacing w:after="40" w:before="0"/>
+        <w:spacing w:after="60" w:before="0"/>
+        <w:ind w:left="360" w:hanging="360"/>
       </w:pPr>
+      <w:r>
+        <w:rPr>
+          <w:rFonts w:ascii="Calibri" w:hAnsi="Calibri"/>
+          <w:sz w:val="22"/>
+        </w:rPr>
+        <w:t xml:space="preserve">• </w:t>
+      </w:r>
       <w:r/>
       <w:r>
         <w:t xml:space="preserve"> (regulatory periods)</w:t>
       </w:r>
-      <w:hyperlink r:id="rId34">
+      <w:hyperlink r:id="rId38">
         <w:r>
           <w:rPr>
             <w:color w:val="0000FF"/>
@@ -17576,9 +17648,16 @@
     </w:p>
     <w:p>
       <w:pPr>
-        <w:pStyle w:val="ListBullet"/>
-        <w:spacing w:after="40" w:before="0"/>
+        <w:spacing w:after="60" w:before="120"/>
+        <w:ind w:left="360" w:hanging="360"/>
       </w:pPr>
+      <w:r>
+        <w:rPr>
+          <w:rFonts w:ascii="Calibri" w:hAnsi="Calibri"/>
+          <w:sz w:val="22"/>
+        </w:rPr>
+        <w:t xml:space="preserve">• </w:t>
+      </w:r>
       <w:r>
         <w:rPr>
           <w:b/>
@@ -17591,9 +17670,16 @@
     </w:p>
     <w:p>
       <w:pPr>
-        <w:pStyle w:val="ListBullet"/>
-        <w:spacing w:after="40" w:before="0"/>
+        <w:spacing w:after="60" w:before="0"/>
+        <w:ind w:left="360" w:hanging="360"/>
       </w:pPr>
+      <w:r>
+        <w:rPr>
+          <w:rFonts w:ascii="Calibri" w:hAnsi="Calibri"/>
+          <w:sz w:val="22"/>
+        </w:rPr>
+        <w:t xml:space="preserve">• </w:t>
+      </w:r>
       <w:r>
         <w:rPr>
           <w:b/>
@@ -17606,9 +17692,16 @@
     </w:p>
     <w:p>
       <w:pPr>
-        <w:pStyle w:val="ListBullet"/>
-        <w:spacing w:after="40" w:before="0"/>
+        <w:spacing w:after="60" w:before="0"/>
+        <w:ind w:left="360" w:hanging="360"/>
       </w:pPr>
+      <w:r>
+        <w:rPr>
+          <w:rFonts w:ascii="Calibri" w:hAnsi="Calibri"/>
+          <w:sz w:val="22"/>
+        </w:rPr>
+        <w:t xml:space="preserve">• </w:t>
+      </w:r>
       <w:r>
         <w:rPr>
           <w:b/>
@@ -17621,9 +17714,16 @@
     </w:p>
     <w:p>
       <w:pPr>
-        <w:pStyle w:val="ListBullet"/>
-        <w:spacing w:after="40" w:before="0"/>
+        <w:spacing w:after="60" w:before="0"/>
+        <w:ind w:left="360" w:hanging="360"/>
       </w:pPr>
+      <w:r>
+        <w:rPr>
+          <w:rFonts w:ascii="Calibri" w:hAnsi="Calibri"/>
+          <w:sz w:val="22"/>
+        </w:rPr>
+        <w:t xml:space="preserve">• </w:t>
+      </w:r>
       <w:r>
         <w:rPr>
           <w:b/>
@@ -17662,7 +17762,7 @@
         <w:t xml:space="preserve"> </w:t>
       </w:r>
       <w:r/>
-      <w:hyperlink r:id="rId35">
+      <w:hyperlink r:id="rId39">
         <w:r>
           <w:rPr>
             <w:color w:val="0000FF"/>
@@ -18117,18 +18217,32 @@
     </w:p>
     <w:p>
       <w:pPr>
-        <w:pStyle w:val="ListBullet"/>
-        <w:spacing w:after="40" w:before="0"/>
+        <w:spacing w:after="60" w:before="120"/>
+        <w:ind w:left="360" w:hanging="360"/>
       </w:pPr>
+      <w:r>
+        <w:rPr>
+          <w:rFonts w:ascii="Calibri" w:hAnsi="Calibri"/>
+          <w:sz w:val="22"/>
+        </w:rPr>
+        <w:t xml:space="preserve">• </w:t>
+      </w:r>
       <w:r>
         <w:t>Control room deployment requires facility security clearance, physical space, network isolation from reactor control systems</w:t>
       </w:r>
     </w:p>
     <w:p>
       <w:pPr>
-        <w:pStyle w:val="ListBullet"/>
-        <w:spacing w:after="40" w:before="0"/>
+        <w:spacing w:after="60" w:before="0"/>
+        <w:ind w:left="360" w:hanging="360"/>
       </w:pPr>
+      <w:r>
+        <w:rPr>
+          <w:rFonts w:ascii="Calibri" w:hAnsi="Calibri"/>
+          <w:sz w:val="22"/>
+        </w:rPr>
+        <w:t xml:space="preserve">• </w:t>
+      </w:r>
       <w:r>
         <w:rPr>
           <w:b/>
@@ -18141,9 +18255,16 @@
     </w:p>
     <w:p>
       <w:pPr>
-        <w:pStyle w:val="ListBullet"/>
-        <w:spacing w:after="40" w:before="0"/>
+        <w:spacing w:after="60" w:before="0"/>
+        <w:ind w:left="360" w:hanging="360"/>
       </w:pPr>
+      <w:r>
+        <w:rPr>
+          <w:rFonts w:ascii="Calibri" w:hAnsi="Calibri"/>
+          <w:sz w:val="22"/>
+        </w:rPr>
+        <w:t xml:space="preserve">• </w:t>
+      </w:r>
       <w:r>
         <w:rPr>
           <w:b/>
@@ -18156,9 +18277,16 @@
     </w:p>
     <w:p>
       <w:pPr>
-        <w:pStyle w:val="ListBullet"/>
-        <w:spacing w:after="40" w:before="0"/>
+        <w:spacing w:after="60" w:before="0"/>
+        <w:ind w:left="360" w:hanging="360"/>
       </w:pPr>
+      <w:r>
+        <w:rPr>
+          <w:rFonts w:ascii="Calibri" w:hAnsi="Calibri"/>
+          <w:sz w:val="22"/>
+        </w:rPr>
+        <w:t xml:space="preserve">• </w:t>
+      </w:r>
       <w:r>
         <w:rPr>
           <w:b/>
@@ -18183,7 +18311,7 @@
         <w:t xml:space="preserve"> </w:t>
       </w:r>
       <w:r/>
-      <w:hyperlink r:id="rId36">
+      <w:hyperlink r:id="rId40">
         <w:r>
           <w:rPr>
             <w:color w:val="0000FF"/>
@@ -18729,45 +18857,80 @@
     </w:p>
     <w:p>
       <w:pPr>
-        <w:pStyle w:val="ListBullet"/>
-        <w:spacing w:after="40" w:before="0"/>
+        <w:spacing w:after="60" w:before="120"/>
+        <w:ind w:left="360" w:hanging="360"/>
       </w:pPr>
+      <w:r>
+        <w:rPr>
+          <w:rFonts w:ascii="Calibri" w:hAnsi="Calibri"/>
+          <w:sz w:val="22"/>
+        </w:rPr>
+        <w:t xml:space="preserve">• </w:t>
+      </w:r>
       <w:r>
         <w:t>Operators create entries in hand-log (traditional)</w:t>
       </w:r>
     </w:p>
     <w:p>
       <w:pPr>
-        <w:pStyle w:val="ListBullet"/>
-        <w:spacing w:after="40" w:before="0"/>
+        <w:spacing w:after="60" w:before="0"/>
+        <w:ind w:left="360" w:hanging="360"/>
       </w:pPr>
+      <w:r>
+        <w:rPr>
+          <w:rFonts w:ascii="Calibri" w:hAnsi="Calibri"/>
+          <w:sz w:val="22"/>
+        </w:rPr>
+        <w:t xml:space="preserve">• </w:t>
+      </w:r>
       <w:r>
         <w:t>Same/buddy operators enter into system within 1 hour</w:t>
       </w:r>
     </w:p>
     <w:p>
       <w:pPr>
-        <w:pStyle w:val="ListBullet"/>
-        <w:spacing w:after="40" w:before="0"/>
+        <w:spacing w:after="60" w:before="0"/>
+        <w:ind w:left="360" w:hanging="360"/>
       </w:pPr>
+      <w:r>
+        <w:rPr>
+          <w:rFonts w:ascii="Calibri" w:hAnsi="Calibri"/>
+          <w:sz w:val="22"/>
+        </w:rPr>
+        <w:t xml:space="preserve">• </w:t>
+      </w:r>
       <w:r>
         <w:t>Daily reconciliation: Compare for gaps/discrepancies</w:t>
       </w:r>
     </w:p>
     <w:p>
       <w:pPr>
-        <w:pStyle w:val="ListBullet"/>
-        <w:spacing w:after="40" w:before="0"/>
+        <w:spacing w:after="60" w:before="0"/>
+        <w:ind w:left="360" w:hanging="360"/>
       </w:pPr>
+      <w:r>
+        <w:rPr>
+          <w:rFonts w:ascii="Calibri" w:hAnsi="Calibri"/>
+          <w:sz w:val="22"/>
+        </w:rPr>
+        <w:t xml:space="preserve">• </w:t>
+      </w:r>
       <w:r>
         <w:t>Facility manager reviews and approves</w:t>
       </w:r>
     </w:p>
     <w:p>
       <w:pPr>
-        <w:pStyle w:val="ListBullet"/>
-        <w:spacing w:after="40" w:before="0"/>
+        <w:spacing w:after="60" w:before="0"/>
+        <w:ind w:left="360" w:hanging="360"/>
       </w:pPr>
+      <w:r>
+        <w:rPr>
+          <w:rFonts w:ascii="Calibri" w:hAnsi="Calibri"/>
+          <w:sz w:val="22"/>
+        </w:rPr>
+        <w:t xml:space="preserve">• </w:t>
+      </w:r>
       <w:r>
         <w:t>Weekly sign-off by ops staff and facility management</w:t>
       </w:r>
@@ -18800,7 +18963,7 @@
         <w:t xml:space="preserve"> </w:t>
       </w:r>
       <w:r/>
-      <w:hyperlink r:id="rId37">
+      <w:hyperlink r:id="rId41">
         <w:r>
           <w:rPr>
             <w:color w:val="0000FF"/>
@@ -19337,36 +19500,64 @@
     </w:p>
     <w:p>
       <w:pPr>
-        <w:pStyle w:val="ListBullet"/>
-        <w:spacing w:after="40" w:before="0"/>
+        <w:spacing w:after="60" w:before="120"/>
+        <w:ind w:left="360" w:hanging="360"/>
       </w:pPr>
+      <w:r>
+        <w:rPr>
+          <w:rFonts w:ascii="Calibri" w:hAnsi="Calibri"/>
+          <w:sz w:val="22"/>
+        </w:rPr>
+        <w:t xml:space="preserve">• </w:t>
+      </w:r>
       <w:r>
         <w:t>neut CLI queues entries locally; syncs when restored</w:t>
       </w:r>
     </w:p>
     <w:p>
       <w:pPr>
-        <w:pStyle w:val="ListBullet"/>
-        <w:spacing w:after="40" w:before="0"/>
+        <w:spacing w:after="60" w:before="0"/>
+        <w:ind w:left="360" w:hanging="360"/>
       </w:pPr>
+      <w:r>
+        <w:rPr>
+          <w:rFonts w:ascii="Calibri" w:hAnsi="Calibri"/>
+          <w:sz w:val="22"/>
+        </w:rPr>
+        <w:t xml:space="preserve">• </w:t>
+      </w:r>
       <w:r>
         <w:t>Web UI shows "Network latency detected" banner; remains usable</w:t>
       </w:r>
     </w:p>
     <w:p>
       <w:pPr>
-        <w:pStyle w:val="ListBullet"/>
-        <w:spacing w:after="40" w:before="0"/>
+        <w:spacing w:after="60" w:before="0"/>
+        <w:ind w:left="360" w:hanging="360"/>
       </w:pPr>
+      <w:r>
+        <w:rPr>
+          <w:rFonts w:ascii="Calibri" w:hAnsi="Calibri"/>
+          <w:sz w:val="22"/>
+        </w:rPr>
+        <w:t xml:space="preserve">• </w:t>
+      </w:r>
       <w:r>
         <w:t>No data loss in any scenario</w:t>
       </w:r>
     </w:p>
     <w:p>
       <w:pPr>
-        <w:pStyle w:val="ListBullet"/>
-        <w:spacing w:after="40" w:before="0"/>
+        <w:spacing w:after="60" w:before="0"/>
+        <w:ind w:left="360" w:hanging="360"/>
       </w:pPr>
+      <w:r>
+        <w:rPr>
+          <w:rFonts w:ascii="Calibri" w:hAnsi="Calibri"/>
+          <w:sz w:val="22"/>
+        </w:rPr>
+        <w:t xml:space="preserve">• </w:t>
+      </w:r>
       <w:r>
         <w:t>Hand-log forms stored at console as ultimate fallback</w:t>
       </w:r>
@@ -19412,7 +19603,7 @@
           <w:t>neut CLI Spec - Offline Mode</w:t>
         </w:r>
       </w:hyperlink>
-      <w:hyperlink r:id="rId38">
+      <w:hyperlink r:id="rId42">
         <w:r>
           <w:rPr>
             <w:color w:val="0000FF"/>
@@ -19465,7 +19656,7 @@
                     <pic:cNvPicPr/>
                   </pic:nvPicPr>
                   <pic:blipFill>
-                    <a:blip r:embed="rId39"/>
+                    <a:blip r:embed="rId43"/>
                     <a:stretch>
                       <a:fillRect/>
                     </a:stretch>
@@ -20155,7 +20346,7 @@
                     <pic:cNvPicPr/>
                   </pic:nvPicPr>
                   <pic:blipFill>
-                    <a:blip r:embed="rId40"/>
+                    <a:blip r:embed="rId44"/>
                     <a:stretch>
                       <a:fillRect/>
                     </a:stretch>
@@ -20706,9 +20897,16 @@
     </w:p>
     <w:p>
       <w:pPr>
-        <w:pStyle w:val="ListBullet"/>
-        <w:spacing w:after="40" w:before="0"/>
+        <w:spacing w:after="60" w:before="120"/>
+        <w:ind w:left="360" w:hanging="360"/>
       </w:pPr>
+      <w:r>
+        <w:rPr>
+          <w:rFonts w:ascii="Calibri" w:hAnsi="Calibri"/>
+          <w:sz w:val="22"/>
+        </w:rPr>
+        <w:t xml:space="preserve">• </w:t>
+      </w:r>
       <w:r>
         <w:rPr>
           <w:b/>
@@ -20721,9 +20919,16 @@
     </w:p>
     <w:p>
       <w:pPr>
-        <w:pStyle w:val="ListBullet"/>
-        <w:spacing w:after="40" w:before="0"/>
+        <w:spacing w:after="60" w:before="0"/>
+        <w:ind w:left="360" w:hanging="360"/>
       </w:pPr>
+      <w:r>
+        <w:rPr>
+          <w:rFonts w:ascii="Calibri" w:hAnsi="Calibri"/>
+          <w:sz w:val="22"/>
+        </w:rPr>
+        <w:t xml:space="preserve">• </w:t>
+      </w:r>
       <w:r>
         <w:rPr>
           <w:b/>
@@ -20736,9 +20941,16 @@
     </w:p>
     <w:p>
       <w:pPr>
-        <w:pStyle w:val="ListBullet"/>
-        <w:spacing w:after="40" w:before="0"/>
+        <w:spacing w:after="60" w:before="0"/>
+        <w:ind w:left="360" w:hanging="360"/>
       </w:pPr>
+      <w:r>
+        <w:rPr>
+          <w:rFonts w:ascii="Calibri" w:hAnsi="Calibri"/>
+          <w:sz w:val="22"/>
+        </w:rPr>
+        <w:t xml:space="preserve">• </w:t>
+      </w:r>
       <w:r>
         <w:rPr>
           <w:b/>
@@ -20751,9 +20963,16 @@
     </w:p>
     <w:p>
       <w:pPr>
-        <w:pStyle w:val="ListBullet"/>
-        <w:spacing w:after="40" w:before="0"/>
+        <w:spacing w:after="60" w:before="0"/>
+        <w:ind w:left="360" w:hanging="360"/>
       </w:pPr>
+      <w:r>
+        <w:rPr>
+          <w:rFonts w:ascii="Calibri" w:hAnsi="Calibri"/>
+          <w:sz w:val="22"/>
+        </w:rPr>
+        <w:t xml:space="preserve">• </w:t>
+      </w:r>
       <w:r>
         <w:rPr>
           <w:b/>
@@ -20781,38 +21000,7 @@
         <w:jc w:val="center"/>
       </w:pPr>
       <w:r>
-        <w:drawing>
-          <wp:inline xmlns:a="http://schemas.openxmlformats.org/drawingml/2006/main" xmlns:pic="http://schemas.openxmlformats.org/drawingml/2006/picture">
-            <wp:extent cx="5943600" cy="359092"/>
-            <wp:docPr id="8" name="Picture 8"/>
-            <wp:cNvGraphicFramePr>
-              <a:graphicFrameLocks noChangeAspect="1"/>
-            </wp:cNvGraphicFramePr>
-            <a:graphic>
-              <a:graphicData uri="http://schemas.openxmlformats.org/drawingml/2006/picture">
-                <pic:pic>
-                  <pic:nvPicPr>
-                    <pic:cNvPr id="0" name="image.jpg"/>
-                    <pic:cNvPicPr/>
-                  </pic:nvPicPr>
-                  <pic:blipFill>
-                    <a:blip r:embed="rId41"/>
-                    <a:stretch>
-                      <a:fillRect/>
-                    </a:stretch>
-                  </pic:blipFill>
-                  <pic:spPr>
-                    <a:xfrm>
-                      <a:off x="0" y="0"/>
-                      <a:ext cx="5943600" cy="359092"/>
-                    </a:xfrm>
-                    <a:prstGeom prst="rect"/>
-                  </pic:spPr>
-                </pic:pic>
-              </a:graphicData>
-            </a:graphic>
-          </wp:inline>
-        </w:drawing>
+        <w:t>⚠️ Diagram rendering failed</w:t>
       </w:r>
     </w:p>
     <w:p>
@@ -20832,38 +21020,7 @@
         <w:jc w:val="center"/>
       </w:pPr>
       <w:r>
-        <w:drawing>
-          <wp:inline xmlns:a="http://schemas.openxmlformats.org/drawingml/2006/main" xmlns:pic="http://schemas.openxmlformats.org/drawingml/2006/picture">
-            <wp:extent cx="5943600" cy="2711767"/>
-            <wp:docPr id="9" name="Picture 9"/>
-            <wp:cNvGraphicFramePr>
-              <a:graphicFrameLocks noChangeAspect="1"/>
-            </wp:cNvGraphicFramePr>
-            <a:graphic>
-              <a:graphicData uri="http://schemas.openxmlformats.org/drawingml/2006/picture">
-                <pic:pic>
-                  <pic:nvPicPr>
-                    <pic:cNvPr id="0" name="image.jpg"/>
-                    <pic:cNvPicPr/>
-                  </pic:nvPicPr>
-                  <pic:blipFill>
-                    <a:blip r:embed="rId42"/>
-                    <a:stretch>
-                      <a:fillRect/>
-                    </a:stretch>
-                  </pic:blipFill>
-                  <pic:spPr>
-                    <a:xfrm>
-                      <a:off x="0" y="0"/>
-                      <a:ext cx="5943600" cy="2711767"/>
-                    </a:xfrm>
-                    <a:prstGeom prst="rect"/>
-                  </pic:spPr>
-                </pic:pic>
-              </a:graphicData>
-            </a:graphic>
-          </wp:inline>
-        </w:drawing>
+        <w:t>⚠️ Diagram rendering failed</w:t>
       </w:r>
     </w:p>
     <w:p>
@@ -24898,63 +25055,112 @@
     </w:p>
     <w:p>
       <w:pPr>
-        <w:pStyle w:val="ListBullet"/>
-        <w:spacing w:after="40" w:before="0"/>
+        <w:spacing w:after="60" w:before="120"/>
+        <w:ind w:left="360" w:hanging="360"/>
       </w:pPr>
+      <w:r>
+        <w:rPr>
+          <w:rFonts w:ascii="Calibri" w:hAnsi="Calibri"/>
+          <w:sz w:val="22"/>
+        </w:rPr>
+        <w:t xml:space="preserve">• </w:t>
+      </w:r>
       <w:r>
         <w:t>Apache Iceberg: https://iceberg.apache.org/</w:t>
       </w:r>
     </w:p>
     <w:p>
       <w:pPr>
-        <w:pStyle w:val="ListBullet"/>
-        <w:spacing w:after="40" w:before="0"/>
+        <w:spacing w:after="60" w:before="0"/>
+        <w:ind w:left="360" w:hanging="360"/>
       </w:pPr>
+      <w:r>
+        <w:rPr>
+          <w:rFonts w:ascii="Calibri" w:hAnsi="Calibri"/>
+          <w:sz w:val="22"/>
+        </w:rPr>
+        <w:t xml:space="preserve">• </w:t>
+      </w:r>
       <w:r>
         <w:t>DuckDB: https://duckdb.org/</w:t>
       </w:r>
     </w:p>
     <w:p>
       <w:pPr>
-        <w:pStyle w:val="ListBullet"/>
-        <w:spacing w:after="40" w:before="0"/>
+        <w:spacing w:after="60" w:before="0"/>
+        <w:ind w:left="360" w:hanging="360"/>
       </w:pPr>
+      <w:r>
+        <w:rPr>
+          <w:rFonts w:ascii="Calibri" w:hAnsi="Calibri"/>
+          <w:sz w:val="22"/>
+        </w:rPr>
+        <w:t xml:space="preserve">• </w:t>
+      </w:r>
       <w:r>
         <w:t>Apache Superset: https://superset.apache.org/</w:t>
       </w:r>
     </w:p>
     <w:p>
       <w:pPr>
-        <w:pStyle w:val="ListBullet"/>
-        <w:spacing w:after="40" w:before="0"/>
+        <w:spacing w:after="60" w:before="0"/>
+        <w:ind w:left="360" w:hanging="360"/>
       </w:pPr>
+      <w:r>
+        <w:rPr>
+          <w:rFonts w:ascii="Calibri" w:hAnsi="Calibri"/>
+          <w:sz w:val="22"/>
+        </w:rPr>
+        <w:t xml:space="preserve">• </w:t>
+      </w:r>
       <w:r>
         <w:t>Hyperledger Fabric: https://www.hyperledger.org/use/fabric</w:t>
       </w:r>
     </w:p>
     <w:p>
       <w:pPr>
-        <w:pStyle w:val="ListBullet"/>
-        <w:spacing w:after="40" w:before="0"/>
+        <w:spacing w:after="60" w:before="0"/>
+        <w:ind w:left="360" w:hanging="360"/>
       </w:pPr>
+      <w:r>
+        <w:rPr>
+          <w:rFonts w:ascii="Calibri" w:hAnsi="Calibri"/>
+          <w:sz w:val="22"/>
+        </w:rPr>
+        <w:t xml:space="preserve">• </w:t>
+      </w:r>
       <w:r>
         <w:t>LangGraph: https://github.com/langchain-ai/langgraph</w:t>
       </w:r>
     </w:p>
     <w:p>
       <w:pPr>
-        <w:pStyle w:val="ListBullet"/>
-        <w:spacing w:after="40" w:before="0"/>
+        <w:spacing w:after="60" w:before="0"/>
+        <w:ind w:left="360" w:hanging="360"/>
       </w:pPr>
+      <w:r>
+        <w:rPr>
+          <w:rFonts w:ascii="Calibri" w:hAnsi="Calibri"/>
+          <w:sz w:val="22"/>
+        </w:rPr>
+        <w:t xml:space="preserve">• </w:t>
+      </w:r>
       <w:r>
         <w:t>dbt: https://www.getdbt.com/</w:t>
       </w:r>
     </w:p>
     <w:p>
       <w:pPr>
-        <w:pStyle w:val="ListBullet"/>
-        <w:spacing w:after="40" w:before="0"/>
+        <w:spacing w:after="60" w:before="0"/>
+        <w:ind w:left="360" w:hanging="360"/>
       </w:pPr>
+      <w:r>
+        <w:rPr>
+          <w:rFonts w:ascii="Calibri" w:hAnsi="Calibri"/>
+          <w:sz w:val="22"/>
+        </w:rPr>
+        <w:t xml:space="preserve">• </w:t>
+      </w:r>
       <w:r>
         <w:t>Dagster: https://dagster.io/</w:t>
       </w:r>
